--- a/public/16 BOND TEST NEW.docx
+++ b/public/16 BOND TEST NEW.docx
@@ -17,7 +17,7 @@
           <w:sz w:val="20"/>
         </w:rPr>
         <w:drawing>
-          <wp:anchor distT="0" distB="0" distL="114300" distR="114300" simplePos="0" relativeHeight="251658240" behindDoc="1" locked="0" layoutInCell="1" allowOverlap="1" wp14:anchorId="1D55A664" wp14:editId="79DD090A">
+          <wp:anchor distT="0" distB="0" distL="114300" distR="114300" simplePos="0" relativeHeight="251657216" behindDoc="1" locked="0" layoutInCell="1" allowOverlap="1" wp14:anchorId="1D55A664" wp14:editId="79DD090A">
             <wp:simplePos x="0" y="0"/>
             <wp:positionH relativeFrom="column">
               <wp:posOffset>4898390</wp:posOffset>
@@ -1285,118 +1285,6 @@
             </w:pPr>
             <w:r>
               <w:rPr>
-                <w:b/>
-                <w:noProof/>
-                <w:sz w:val="19"/>
-              </w:rPr>
-              <mc:AlternateContent>
-                <mc:Choice Requires="wps">
-                  <w:drawing>
-                    <wp:anchor distT="0" distB="0" distL="114300" distR="114300" simplePos="0" relativeHeight="251659264" behindDoc="0" locked="0" layoutInCell="1" allowOverlap="1" wp14:anchorId="4CCECCB4" wp14:editId="5C099029">
-                      <wp:simplePos x="0" y="0"/>
-                      <wp:positionH relativeFrom="margin">
-                        <wp:posOffset>-4933</wp:posOffset>
-                      </wp:positionH>
-                      <wp:positionV relativeFrom="paragraph">
-                        <wp:posOffset>281550</wp:posOffset>
-                      </wp:positionV>
-                      <wp:extent cx="6788638" cy="4261778"/>
-                      <wp:effectExtent l="0" t="0" r="12700" b="24765"/>
-                      <wp:wrapNone/>
-                      <wp:docPr id="24" name="Rectangle 24"/>
-                      <wp:cNvGraphicFramePr/>
-                      <a:graphic xmlns:a="http://schemas.openxmlformats.org/drawingml/2006/main">
-                        <a:graphicData uri="http://schemas.microsoft.com/office/word/2010/wordprocessingShape">
-                          <wps:wsp>
-                            <wps:cNvSpPr/>
-                            <wps:spPr>
-                              <a:xfrm>
-                                <a:off x="0" y="0"/>
-                                <a:ext cx="6788638" cy="4261778"/>
-                              </a:xfrm>
-                              <a:prstGeom prst="rect">
-                                <a:avLst/>
-                              </a:prstGeom>
-                              <a:blipFill dpi="0" rotWithShape="1">
-                                <a:blip r:embed="rId7">
-                                  <a:alphaModFix amt="10000"/>
-                                </a:blip>
-                                <a:srcRect/>
-                                <a:stretch>
-                                  <a:fillRect/>
-                                </a:stretch>
-                              </a:blipFill>
-                            </wps:spPr>
-                            <wps:style>
-                              <a:lnRef idx="2">
-                                <a:schemeClr val="accent1">
-                                  <a:shade val="50000"/>
-                                </a:schemeClr>
-                              </a:lnRef>
-                              <a:fillRef idx="1">
-                                <a:schemeClr val="accent1"/>
-                              </a:fillRef>
-                              <a:effectRef idx="0">
-                                <a:schemeClr val="accent1"/>
-                              </a:effectRef>
-                              <a:fontRef idx="minor">
-                                <a:schemeClr val="lt1"/>
-                              </a:fontRef>
-                            </wps:style>
-                            <wps:txbx>
-                              <w:txbxContent>
-                                <w:p>
-                                  <w:pPr>
-                                    <w:jc w:val="center"/>
-                                    <w:rPr>
-                                      <w:sz w:val="2"/>
-                                    </w:rPr>
-                                  </w:pPr>
-                                </w:p>
-                              </w:txbxContent>
-                            </wps:txbx>
-                            <wps:bodyPr rot="0" spcFirstLastPara="0" vertOverflow="overflow" horzOverflow="overflow" vert="horz" wrap="square" lIns="91440" tIns="45720" rIns="91440" bIns="45720" numCol="1" spcCol="0" rtlCol="0" fromWordArt="0" anchor="ctr" anchorCtr="0" forceAA="0" compatLnSpc="1">
-                              <a:prstTxWarp prst="textNoShape">
-                                <a:avLst/>
-                              </a:prstTxWarp>
-                              <a:noAutofit/>
-                            </wps:bodyPr>
-                          </wps:wsp>
-                        </a:graphicData>
-                      </a:graphic>
-                      <wp14:sizeRelH relativeFrom="margin">
-                        <wp14:pctWidth>0</wp14:pctWidth>
-                      </wp14:sizeRelH>
-                      <wp14:sizeRelV relativeFrom="margin">
-                        <wp14:pctHeight>0</wp14:pctHeight>
-                      </wp14:sizeRelV>
-                    </wp:anchor>
-                  </w:drawing>
-                </mc:Choice>
-                <mc:Fallback>
-                  <w:pict>
-                    <v:rect w14:anchorId="4CCECCB4" id="Rectangle 24" o:spid="_x0000_s1026" style="position:absolute;left:0;text-align:left;margin-left:-.4pt;margin-top:22.15pt;width:534.55pt;height:335.55pt;z-index:251659264;visibility:visible;mso-wrap-style:square;mso-width-percent:0;mso-height-percent:0;mso-wrap-distance-left:9pt;mso-wrap-distance-top:0;mso-wrap-distance-right:9pt;mso-wrap-distance-bottom:0;mso-position-horizontal:absolute;mso-position-horizontal-relative:margin;mso-position-vertical:absolute;mso-position-vertical-relative:text;mso-width-percent:0;mso-height-percent:0;mso-width-relative:margin;mso-height-relative:margin;v-text-anchor:middle" o:gfxdata="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" strokecolor="#243f60 [1604]" strokeweight="2pt">
-                      <v:fill r:id="rId8" o:title="" opacity="6554f" recolor="t" rotate="t" type="frame"/>
-                      <v:textbox>
-                        <w:txbxContent>
-                          <w:p>
-                            <w:pPr>
-                              <w:jc w:val="center"/>
-                              <w:rPr>
-                                <w:sz w:val="2"/>
-                              </w:rPr>
-                            </w:pPr>
-                          </w:p>
-                        </w:txbxContent>
-                      </v:textbox>
-                      <w10:wrap anchorx="margin"/>
-                    </v:rect>
-                  </w:pict>
-                </mc:Fallback>
-              </mc:AlternateContent>
-            </w:r>
-            <w:r>
-              <w:rPr>
                 <w:rFonts w:ascii="Lucida Sans Unicode"/>
                 <w:spacing w:val="-2"/>
               </w:rPr>
@@ -1466,427 +1354,6 @@
         </w:tc>
       </w:tr>
     </w:tbl>
-    <w:tbl>
-      <w:tblPr>
-        <w:tblpPr w:leftFromText="180" w:rightFromText="180" w:vertAnchor="text" w:horzAnchor="page" w:tblpX="7186" w:tblpY="145"/>
-        <w:tblW w:w="0" w:type="auto"/>
-        <w:tblBorders>
-          <w:top w:val="single" w:sz="2" w:space="0" w:color="auto"/>
-          <w:left w:val="single" w:sz="2" w:space="0" w:color="auto"/>
-          <w:bottom w:val="single" w:sz="2" w:space="0" w:color="auto"/>
-          <w:right w:val="single" w:sz="2" w:space="0" w:color="auto"/>
-          <w:insideH w:val="single" w:sz="2" w:space="0" w:color="auto"/>
-          <w:insideV w:val="single" w:sz="2" w:space="0" w:color="auto"/>
-        </w:tblBorders>
-        <w:tblLook w:val="0000" w:firstRow="0" w:lastRow="0" w:firstColumn="0" w:lastColumn="0" w:noHBand="0" w:noVBand="0"/>
-      </w:tblPr>
-      <w:tblGrid>
-        <w:gridCol w:w="2116"/>
-      </w:tblGrid>
-      <w:tr>
-        <w:trPr>
-          <w:trHeight w:val="465"/>
-        </w:trPr>
-        <w:tc>
-          <w:tcPr>
-            <w:tcW w:w="1590" w:type="dxa"/>
-          </w:tcPr>
-          <w:p>
-            <w:pPr>
-              <w:pStyle w:val="BodyText"/>
-              <w:rPr>
-                <w:b/>
-              </w:rPr>
-            </w:pPr>
-            <w:r>
-              <w:rPr>
-                <w:b/>
-              </w:rPr>
-              <w:t>{point_1_bond_strength}</w:t>
-            </w:r>
-          </w:p>
-        </w:tc>
-      </w:tr>
-      <w:tr>
-        <w:trPr>
-          <w:trHeight w:val="465"/>
-        </w:trPr>
-        <w:tc>
-          <w:tcPr>
-            <w:tcW w:w="1590" w:type="dxa"/>
-          </w:tcPr>
-          <w:p>
-            <w:pPr>
-              <w:pStyle w:val="BodyText"/>
-              <w:rPr>
-                <w:b/>
-              </w:rPr>
-            </w:pPr>
-            <w:r>
-              <w:rPr>
-                <w:b/>
-              </w:rPr>
-              <w:t>{point_2_bond_strength}</w:t>
-            </w:r>
-          </w:p>
-        </w:tc>
-      </w:tr>
-      <w:tr>
-        <w:trPr>
-          <w:trHeight w:val="465"/>
-        </w:trPr>
-        <w:tc>
-          <w:tcPr>
-            <w:tcW w:w="1590" w:type="dxa"/>
-          </w:tcPr>
-          <w:p>
-            <w:pPr>
-              <w:pStyle w:val="BodyText"/>
-              <w:rPr>
-                <w:b/>
-              </w:rPr>
-            </w:pPr>
-            <w:r>
-              <w:rPr>
-                <w:b/>
-              </w:rPr>
-              <w:t>{point_3_bond_strength}</w:t>
-            </w:r>
-          </w:p>
-        </w:tc>
-      </w:tr>
-      <w:tr>
-        <w:trPr>
-          <w:trHeight w:val="465"/>
-        </w:trPr>
-        <w:tc>
-          <w:tcPr>
-            <w:tcW w:w="1590" w:type="dxa"/>
-          </w:tcPr>
-          <w:p>
-            <w:pPr>
-              <w:pStyle w:val="BodyText"/>
-              <w:rPr>
-                <w:b/>
-              </w:rPr>
-            </w:pPr>
-            <w:r>
-              <w:rPr>
-                <w:b/>
-              </w:rPr>
-              <w:t>{point_4_bond_strength}</w:t>
-            </w:r>
-          </w:p>
-        </w:tc>
-      </w:tr>
-      <w:tr>
-        <w:trPr>
-          <w:trHeight w:val="465"/>
-        </w:trPr>
-        <w:tc>
-          <w:tcPr>
-            <w:tcW w:w="1590" w:type="dxa"/>
-          </w:tcPr>
-          <w:p>
-            <w:pPr>
-              <w:pStyle w:val="BodyText"/>
-              <w:rPr>
-                <w:b/>
-              </w:rPr>
-            </w:pPr>
-            <w:r>
-              <w:rPr>
-                <w:b/>
-              </w:rPr>
-              <w:t>{point_5_bond_strength}</w:t>
-            </w:r>
-          </w:p>
-        </w:tc>
-      </w:tr>
-      <w:tr>
-        <w:trPr>
-          <w:trHeight w:val="465"/>
-        </w:trPr>
-        <w:tc>
-          <w:tcPr>
-            <w:tcW w:w="1590" w:type="dxa"/>
-          </w:tcPr>
-          <w:p>
-            <w:pPr>
-              <w:pStyle w:val="BodyText"/>
-              <w:rPr>
-                <w:b/>
-              </w:rPr>
-            </w:pPr>
-            <w:r>
-              <w:rPr>
-                <w:b/>
-              </w:rPr>
-              <w:t>{point_6_bond_strength}</w:t>
-            </w:r>
-          </w:p>
-        </w:tc>
-      </w:tr>
-      <w:tr>
-        <w:trPr>
-          <w:trHeight w:val="465"/>
-        </w:trPr>
-        <w:tc>
-          <w:tcPr>
-            <w:tcW w:w="1590" w:type="dxa"/>
-          </w:tcPr>
-          <w:p>
-            <w:pPr>
-              <w:pStyle w:val="BodyText"/>
-              <w:rPr>
-                <w:b/>
-              </w:rPr>
-            </w:pPr>
-            <w:r>
-              <w:rPr>
-                <w:b/>
-              </w:rPr>
-              <w:t>{point_7_bond_strength}</w:t>
-            </w:r>
-          </w:p>
-        </w:tc>
-      </w:tr>
-      <w:tr>
-        <w:trPr>
-          <w:trHeight w:val="465"/>
-        </w:trPr>
-        <w:tc>
-          <w:tcPr>
-            <w:tcW w:w="1590" w:type="dxa"/>
-          </w:tcPr>
-          <w:p>
-            <w:pPr>
-              <w:pStyle w:val="BodyText"/>
-              <w:rPr>
-                <w:b/>
-              </w:rPr>
-            </w:pPr>
-            <w:r>
-              <w:rPr>
-                <w:b/>
-              </w:rPr>
-              <w:t>{point_8_bond_strength}</w:t>
-            </w:r>
-          </w:p>
-        </w:tc>
-      </w:tr>
-    </w:tbl>
-    <w:tbl>
-      <w:tblPr>
-        <w:tblpPr w:leftFromText="180" w:rightFromText="180" w:vertAnchor="text" w:horzAnchor="page" w:tblpX="9429" w:tblpY="145"/>
-        <w:tblW w:w="0" w:type="auto"/>
-        <w:tblBorders>
-          <w:top w:val="single" w:sz="2" w:space="0" w:color="auto"/>
-          <w:left w:val="single" w:sz="2" w:space="0" w:color="auto"/>
-          <w:bottom w:val="single" w:sz="2" w:space="0" w:color="auto"/>
-          <w:right w:val="single" w:sz="2" w:space="0" w:color="auto"/>
-          <w:insideH w:val="single" w:sz="2" w:space="0" w:color="auto"/>
-          <w:insideV w:val="single" w:sz="2" w:space="0" w:color="auto"/>
-        </w:tblBorders>
-        <w:tblLayout w:type="fixed"/>
-        <w:tblLook w:val="0000" w:firstRow="0" w:lastRow="0" w:firstColumn="0" w:lastColumn="0" w:noHBand="0" w:noVBand="0"/>
-      </w:tblPr>
-      <w:tblGrid>
-        <w:gridCol w:w="1299"/>
-      </w:tblGrid>
-      <w:tr>
-        <w:trPr>
-          <w:trHeight w:val="461"/>
-        </w:trPr>
-        <w:tc>
-          <w:tcPr>
-            <w:tcW w:w="1299" w:type="dxa"/>
-          </w:tcPr>
-          <w:p>
-            <w:pPr>
-              <w:pStyle w:val="BodyText"/>
-              <w:rPr>
-                <w:b/>
-              </w:rPr>
-            </w:pPr>
-            <w:r>
-              <w:rPr>
-                <w:b/>
-              </w:rPr>
-              <w:t>{point_9_bond_strength}</w:t>
-            </w:r>
-          </w:p>
-        </w:tc>
-      </w:tr>
-      <w:tr>
-        <w:trPr>
-          <w:trHeight w:val="461"/>
-        </w:trPr>
-        <w:tc>
-          <w:tcPr>
-            <w:tcW w:w="1299" w:type="dxa"/>
-          </w:tcPr>
-          <w:p>
-            <w:pPr>
-              <w:pStyle w:val="BodyText"/>
-              <w:rPr>
-                <w:b/>
-              </w:rPr>
-            </w:pPr>
-            <w:r>
-              <w:rPr>
-                <w:b/>
-              </w:rPr>
-              <w:t>{point_10_bond_strength}</w:t>
-            </w:r>
-          </w:p>
-        </w:tc>
-      </w:tr>
-      <w:tr>
-        <w:trPr>
-          <w:trHeight w:val="461"/>
-        </w:trPr>
-        <w:tc>
-          <w:tcPr>
-            <w:tcW w:w="1299" w:type="dxa"/>
-          </w:tcPr>
-          <w:p>
-            <w:pPr>
-              <w:pStyle w:val="BodyText"/>
-              <w:rPr>
-                <w:b/>
-              </w:rPr>
-            </w:pPr>
-            <w:r>
-              <w:rPr>
-                <w:b/>
-              </w:rPr>
-              <w:t>{point_11_bond_strength}</w:t>
-            </w:r>
-          </w:p>
-        </w:tc>
-      </w:tr>
-      <w:tr>
-        <w:trPr>
-          <w:trHeight w:val="461"/>
-        </w:trPr>
-        <w:tc>
-          <w:tcPr>
-            <w:tcW w:w="1299" w:type="dxa"/>
-          </w:tcPr>
-          <w:p>
-            <w:pPr>
-              <w:pStyle w:val="BodyText"/>
-              <w:rPr>
-                <w:b/>
-              </w:rPr>
-            </w:pPr>
-            <w:r>
-              <w:rPr>
-                <w:b/>
-              </w:rPr>
-              <w:t>{point_12_bond_strength}</w:t>
-            </w:r>
-          </w:p>
-        </w:tc>
-      </w:tr>
-      <w:tr>
-        <w:trPr>
-          <w:trHeight w:val="461"/>
-        </w:trPr>
-        <w:tc>
-          <w:tcPr>
-            <w:tcW w:w="1299" w:type="dxa"/>
-          </w:tcPr>
-          <w:p>
-            <w:pPr>
-              <w:pStyle w:val="BodyText"/>
-              <w:rPr>
-                <w:b/>
-              </w:rPr>
-            </w:pPr>
-            <w:r>
-              <w:rPr>
-                <w:b/>
-              </w:rPr>
-              <w:t>{point_13_bond_strength}</w:t>
-            </w:r>
-          </w:p>
-        </w:tc>
-      </w:tr>
-      <w:tr>
-        <w:trPr>
-          <w:trHeight w:val="461"/>
-        </w:trPr>
-        <w:tc>
-          <w:tcPr>
-            <w:tcW w:w="1299" w:type="dxa"/>
-          </w:tcPr>
-          <w:p>
-            <w:pPr>
-              <w:pStyle w:val="BodyText"/>
-              <w:rPr>
-                <w:b/>
-              </w:rPr>
-            </w:pPr>
-            <w:r>
-              <w:rPr>
-                <w:b/>
-              </w:rPr>
-              <w:t>{point_14_bond_strength}</w:t>
-            </w:r>
-          </w:p>
-        </w:tc>
-      </w:tr>
-      <w:tr>
-        <w:trPr>
-          <w:trHeight w:val="461"/>
-        </w:trPr>
-        <w:tc>
-          <w:tcPr>
-            <w:tcW w:w="1299" w:type="dxa"/>
-          </w:tcPr>
-          <w:p>
-            <w:pPr>
-              <w:pStyle w:val="BodyText"/>
-              <w:rPr>
-                <w:b/>
-              </w:rPr>
-            </w:pPr>
-            <w:r>
-              <w:rPr>
-                <w:b/>
-              </w:rPr>
-              <w:t>{point_15_bond_strength}</w:t>
-            </w:r>
-          </w:p>
-        </w:tc>
-      </w:tr>
-      <w:tr>
-        <w:trPr>
-          <w:trHeight w:val="71"/>
-        </w:trPr>
-        <w:tc>
-          <w:tcPr>
-            <w:tcW w:w="1299" w:type="dxa"/>
-          </w:tcPr>
-          <w:p>
-            <w:pPr>
-              <w:pStyle w:val="BodyText"/>
-              <w:rPr>
-                <w:b/>
-              </w:rPr>
-            </w:pPr>
-            <w:r>
-              <w:rPr>
-                <w:b/>
-              </w:rPr>
-              <w:t>{point_16_bond_strength}</w:t>
-            </w:r>
-          </w:p>
-        </w:tc>
-      </w:tr>
-    </w:tbl>
     <w:p>
       <w:pPr>
         <w:pStyle w:val="BodyText"/>
@@ -1895,6 +1362,118 @@
           <w:sz w:val="20"/>
         </w:rPr>
       </w:pPr>
+      <w:r>
+        <w:rPr>
+          <w:b/>
+          <w:noProof/>
+          <w:sz w:val="19"/>
+        </w:rPr>
+        <mc:AlternateContent>
+          <mc:Choice Requires="wps">
+            <w:drawing>
+              <wp:anchor distT="0" distB="0" distL="114300" distR="114300" simplePos="0" relativeHeight="251352576" behindDoc="0" locked="0" layoutInCell="1" allowOverlap="1" wp14:anchorId="4CCECCB4" wp14:editId="385D0FD7">
+                <wp:simplePos x="0" y="0"/>
+                <wp:positionH relativeFrom="margin">
+                  <wp:posOffset>4005</wp:posOffset>
+                </wp:positionH>
+                <wp:positionV relativeFrom="paragraph">
+                  <wp:posOffset>3419</wp:posOffset>
+                </wp:positionV>
+                <wp:extent cx="6916616" cy="4279461"/>
+                <wp:effectExtent l="0" t="0" r="17780" b="26035"/>
+                <wp:wrapNone/>
+                <wp:docPr id="24" name="Rectangle 24"/>
+                <wp:cNvGraphicFramePr/>
+                <a:graphic xmlns:a="http://schemas.openxmlformats.org/drawingml/2006/main">
+                  <a:graphicData uri="http://schemas.microsoft.com/office/word/2010/wordprocessingShape">
+                    <wps:wsp>
+                      <wps:cNvSpPr/>
+                      <wps:spPr>
+                        <a:xfrm>
+                          <a:off x="0" y="0"/>
+                          <a:ext cx="6916616" cy="4279461"/>
+                        </a:xfrm>
+                        <a:prstGeom prst="rect">
+                          <a:avLst/>
+                        </a:prstGeom>
+                        <a:blipFill dpi="0" rotWithShape="1">
+                          <a:blip r:embed="rId7">
+                            <a:alphaModFix amt="10000"/>
+                          </a:blip>
+                          <a:srcRect/>
+                          <a:stretch>
+                            <a:fillRect/>
+                          </a:stretch>
+                        </a:blipFill>
+                      </wps:spPr>
+                      <wps:style>
+                        <a:lnRef idx="2">
+                          <a:schemeClr val="accent1">
+                            <a:shade val="50000"/>
+                          </a:schemeClr>
+                        </a:lnRef>
+                        <a:fillRef idx="1">
+                          <a:schemeClr val="accent1"/>
+                        </a:fillRef>
+                        <a:effectRef idx="0">
+                          <a:schemeClr val="accent1"/>
+                        </a:effectRef>
+                        <a:fontRef idx="minor">
+                          <a:schemeClr val="lt1"/>
+                        </a:fontRef>
+                      </wps:style>
+                      <wps:txbx>
+                        <w:txbxContent>
+                          <w:p>
+                            <w:pPr>
+                              <w:jc w:val="center"/>
+                              <w:rPr>
+                                <w:sz w:val="2"/>
+                              </w:rPr>
+                            </w:pPr>
+                          </w:p>
+                        </w:txbxContent>
+                      </wps:txbx>
+                      <wps:bodyPr rot="0" spcFirstLastPara="0" vertOverflow="overflow" horzOverflow="overflow" vert="horz" wrap="square" lIns="91440" tIns="45720" rIns="91440" bIns="45720" numCol="1" spcCol="0" rtlCol="0" fromWordArt="0" anchor="ctr" anchorCtr="0" forceAA="0" compatLnSpc="1">
+                        <a:prstTxWarp prst="textNoShape">
+                          <a:avLst/>
+                        </a:prstTxWarp>
+                        <a:noAutofit/>
+                      </wps:bodyPr>
+                    </wps:wsp>
+                  </a:graphicData>
+                </a:graphic>
+                <wp14:sizeRelH relativeFrom="margin">
+                  <wp14:pctWidth>0</wp14:pctWidth>
+                </wp14:sizeRelH>
+                <wp14:sizeRelV relativeFrom="margin">
+                  <wp14:pctHeight>0</wp14:pctHeight>
+                </wp14:sizeRelV>
+              </wp:anchor>
+            </w:drawing>
+          </mc:Choice>
+          <mc:Fallback>
+            <w:pict>
+              <v:rect w14:anchorId="4CCECCB4" id="Rectangle 24" o:spid="_x0000_s1026" style="position:absolute;margin-left:.3pt;margin-top:.25pt;width:544.6pt;height:336.95pt;z-index:251352576;visibility:visible;mso-wrap-style:square;mso-width-percent:0;mso-height-percent:0;mso-wrap-distance-left:9pt;mso-wrap-distance-top:0;mso-wrap-distance-right:9pt;mso-wrap-distance-bottom:0;mso-position-horizontal:absolute;mso-position-horizontal-relative:margin;mso-position-vertical:absolute;mso-position-vertical-relative:text;mso-width-percent:0;mso-height-percent:0;mso-width-relative:margin;mso-height-relative:margin;v-text-anchor:middle" o:gfxdata="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" strokecolor="#243f60 [1604]" strokeweight="2pt">
+                <v:fill r:id="rId8" o:title="" opacity="6554f" recolor="t" rotate="t" type="frame"/>
+                <v:textbox>
+                  <w:txbxContent>
+                    <w:p>
+                      <w:pPr>
+                        <w:jc w:val="center"/>
+                        <w:rPr>
+                          <w:sz w:val="2"/>
+                        </w:rPr>
+                      </w:pPr>
+                    </w:p>
+                  </w:txbxContent>
+                </v:textbox>
+                <w10:wrap anchorx="margin"/>
+              </v:rect>
+            </w:pict>
+          </mc:Fallback>
+        </mc:AlternateContent>
+      </w:r>
     </w:p>
     <w:p>
       <w:pPr>
@@ -1907,6 +1486,340 @@
       <w:r>
         <w:rPr>
           <w:b/>
+          <w:noProof/>
+          <w:sz w:val="20"/>
+        </w:rPr>
+        <mc:AlternateContent>
+          <mc:Choice Requires="wps">
+            <w:drawing>
+              <wp:anchor distT="0" distB="0" distL="114300" distR="114300" simplePos="0" relativeHeight="251631104" behindDoc="0" locked="0" layoutInCell="1" allowOverlap="1" wp14:anchorId="5ACD142A" wp14:editId="5CCDA601">
+                <wp:simplePos x="0" y="0"/>
+                <wp:positionH relativeFrom="column">
+                  <wp:posOffset>-1564054</wp:posOffset>
+                </wp:positionH>
+                <wp:positionV relativeFrom="paragraph">
+                  <wp:posOffset>28380</wp:posOffset>
+                </wp:positionV>
+                <wp:extent cx="398585" cy="254977"/>
+                <wp:effectExtent l="0" t="0" r="20955" b="12065"/>
+                <wp:wrapNone/>
+                <wp:docPr id="1077578252" name="Text Box 6"/>
+                <wp:cNvGraphicFramePr/>
+                <a:graphic xmlns:a="http://schemas.openxmlformats.org/drawingml/2006/main">
+                  <a:graphicData uri="http://schemas.microsoft.com/office/word/2010/wordprocessingShape">
+                    <wps:wsp>
+                      <wps:cNvSpPr txBox="1"/>
+                      <wps:spPr>
+                        <a:xfrm>
+                          <a:off x="0" y="0"/>
+                          <a:ext cx="398585" cy="254977"/>
+                        </a:xfrm>
+                        <a:prstGeom prst="rect">
+                          <a:avLst/>
+                        </a:prstGeom>
+                        <a:solidFill>
+                          <a:schemeClr val="lt1"/>
+                        </a:solidFill>
+                        <a:ln w="6350">
+                          <a:solidFill>
+                            <a:prstClr val="black"/>
+                          </a:solidFill>
+                        </a:ln>
+                      </wps:spPr>
+                      <wps:txbx>
+                        <w:txbxContent>
+                          <w:p>
+                            <w:pPr>
+                              <w:rPr>
+                                <w:sz w:val="20"/>
+                                <w:szCs w:val="20"/>
+                              </w:rPr>
+                            </w:pPr>
+                            <w:r>
+                              <w:rPr>
+                                <w:b/>
+                                <w:sz w:val="20"/>
+                                <w:szCs w:val="20"/>
+                              </w:rPr>
+                              <w:t>{point_1_bond_strength}</w:t>
+                            </w:r>
+                          </w:p>
+                          <w:p>
+                            <w:pPr>
+                              <w:rPr>
+                                <w:sz w:val="20"/>
+                                <w:szCs w:val="20"/>
+                              </w:rPr>
+                            </w:pPr>
+                          </w:p>
+                        </w:txbxContent>
+                      </wps:txbx>
+                      <wps:bodyPr rot="0" spcFirstLastPara="0" vertOverflow="overflow" horzOverflow="overflow" vert="horz" wrap="square" lIns="91440" tIns="45720" rIns="91440" bIns="45720" numCol="1" spcCol="0" rtlCol="0" fromWordArt="0" anchor="t" anchorCtr="0" forceAA="0" compatLnSpc="1">
+                        <a:prstTxWarp prst="textNoShape">
+                          <a:avLst/>
+                        </a:prstTxWarp>
+                        <a:noAutofit/>
+                      </wps:bodyPr>
+                    </wps:wsp>
+                  </a:graphicData>
+                </a:graphic>
+                <wp14:sizeRelH relativeFrom="margin">
+                  <wp14:pctWidth>0</wp14:pctWidth>
+                </wp14:sizeRelH>
+                <wp14:sizeRelV relativeFrom="margin">
+                  <wp14:pctHeight>0</wp14:pctHeight>
+                </wp14:sizeRelV>
+              </wp:anchor>
+            </w:drawing>
+          </mc:Choice>
+          <mc:Fallback>
+            <w:pict>
+              <v:shapetype w14:anchorId="5ACD142A" id="_x0000_t202" coordsize="21600,21600" o:spt="202" path="m,l,21600r21600,l21600,xe">
+                <v:stroke joinstyle="miter"/>
+                <v:path gradientshapeok="t" o:connecttype="rect"/>
+              </v:shapetype>
+              <v:shape id="Text Box 6" o:spid="_x0000_s1027" type="#_x0000_t202" style="position:absolute;margin-left:-123.15pt;margin-top:2.25pt;width:31.4pt;height:20.1pt;z-index:251631104;visibility:visible;mso-wrap-style:square;mso-width-percent:0;mso-height-percent:0;mso-wrap-distance-left:9pt;mso-wrap-distance-top:0;mso-wrap-distance-right:9pt;mso-wrap-distance-bottom:0;mso-position-horizontal:absolute;mso-position-horizontal-relative:text;mso-position-vertical:absolute;mso-position-vertical-relative:text;mso-width-percent:0;mso-height-percent:0;mso-width-relative:margin;mso-height-relative:margin;v-text-anchor:top" o:gfxdata="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" fillcolor="white [3201]" strokeweight=".5pt">
+                <v:textbox>
+                  <w:txbxContent>
+                    <w:p>
+                      <w:pPr>
+                        <w:rPr>
+                          <w:sz w:val="20"/>
+                          <w:szCs w:val="20"/>
+                        </w:rPr>
+                      </w:pPr>
+                      <w:r>
+                        <w:rPr>
+                          <w:b/>
+                          <w:sz w:val="20"/>
+                          <w:szCs w:val="20"/>
+                        </w:rPr>
+                        <w:t>{point_1_bond_strength}</w:t>
+                      </w:r>
+                    </w:p>
+                    <w:p>
+                      <w:pPr>
+                        <w:rPr>
+                          <w:sz w:val="20"/>
+                          <w:szCs w:val="20"/>
+                        </w:rPr>
+                      </w:pPr>
+                    </w:p>
+                  </w:txbxContent>
+                </v:textbox>
+              </v:shape>
+            </w:pict>
+          </mc:Fallback>
+        </mc:AlternateContent>
+      </w:r>
+      <w:r>
+        <w:rPr>
+          <w:b/>
+          <w:noProof/>
+          <w:sz w:val="20"/>
+        </w:rPr>
+        <mc:AlternateContent>
+          <mc:Choice Requires="wps">
+            <w:drawing>
+              <wp:anchor distT="0" distB="0" distL="114300" distR="114300" simplePos="0" relativeHeight="251685376" behindDoc="0" locked="0" layoutInCell="1" allowOverlap="1" wp14:anchorId="6F4B2605" wp14:editId="40042A79">
+                <wp:simplePos x="0" y="0"/>
+                <wp:positionH relativeFrom="column">
+                  <wp:posOffset>-2239962</wp:posOffset>
+                </wp:positionH>
+                <wp:positionV relativeFrom="paragraph">
+                  <wp:posOffset>20320</wp:posOffset>
+                </wp:positionV>
+                <wp:extent cx="409575" cy="257175"/>
+                <wp:effectExtent l="0" t="0" r="28575" b="28575"/>
+                <wp:wrapNone/>
+                <wp:docPr id="6074401" name="Text Box 28"/>
+                <wp:cNvGraphicFramePr/>
+                <a:graphic xmlns:a="http://schemas.openxmlformats.org/drawingml/2006/main">
+                  <a:graphicData uri="http://schemas.microsoft.com/office/word/2010/wordprocessingShape">
+                    <wps:wsp>
+                      <wps:cNvSpPr txBox="1"/>
+                      <wps:spPr>
+                        <a:xfrm>
+                          <a:off x="0" y="0"/>
+                          <a:ext cx="409575" cy="257175"/>
+                        </a:xfrm>
+                        <a:prstGeom prst="rect">
+                          <a:avLst/>
+                        </a:prstGeom>
+                        <a:solidFill>
+                          <a:schemeClr val="lt1"/>
+                        </a:solidFill>
+                        <a:ln w="6350">
+                          <a:solidFill>
+                            <a:prstClr val="black"/>
+                          </a:solidFill>
+                        </a:ln>
+                      </wps:spPr>
+                      <wps:txbx>
+                        <w:txbxContent>
+                          <w:p>
+                            <w:pPr>
+                              <w:rPr>
+                                <w:sz w:val="20"/>
+                                <w:szCs w:val="20"/>
+                              </w:rPr>
+                            </w:pPr>
+                            <w:r>
+                              <w:rPr>
+                                <w:b/>
+                                <w:sz w:val="20"/>
+                                <w:szCs w:val="20"/>
+                              </w:rPr>
+                              <w:t>{point_16_bond_strength}</w:t>
+                            </w:r>
+                          </w:p>
+                          <w:p>
+                            <w:pPr>
+                              <w:rPr>
+                                <w:sz w:val="20"/>
+                                <w:szCs w:val="20"/>
+                              </w:rPr>
+                            </w:pPr>
+                          </w:p>
+                        </w:txbxContent>
+                      </wps:txbx>
+                      <wps:bodyPr rot="0" spcFirstLastPara="0" vertOverflow="overflow" horzOverflow="overflow" vert="horz" wrap="square" lIns="91440" tIns="45720" rIns="91440" bIns="45720" numCol="1" spcCol="0" rtlCol="0" fromWordArt="0" anchor="t" anchorCtr="0" forceAA="0" compatLnSpc="1">
+                        <a:prstTxWarp prst="textNoShape">
+                          <a:avLst/>
+                        </a:prstTxWarp>
+                        <a:noAutofit/>
+                      </wps:bodyPr>
+                    </wps:wsp>
+                  </a:graphicData>
+                </a:graphic>
+                <wp14:sizeRelH relativeFrom="margin">
+                  <wp14:pctWidth>0</wp14:pctWidth>
+                </wp14:sizeRelH>
+                <wp14:sizeRelV relativeFrom="margin">
+                  <wp14:pctHeight>0</wp14:pctHeight>
+                </wp14:sizeRelV>
+              </wp:anchor>
+            </w:drawing>
+          </mc:Choice>
+          <mc:Fallback>
+            <w:pict>
+              <v:shape w14:anchorId="6F4B2605" id="Text Box 28" o:spid="_x0000_s1028" type="#_x0000_t202" style="position:absolute;margin-left:-176.35pt;margin-top:1.6pt;width:32.25pt;height:20.25pt;z-index:251685376;visibility:visible;mso-wrap-style:square;mso-width-percent:0;mso-height-percent:0;mso-wrap-distance-left:9pt;mso-wrap-distance-top:0;mso-wrap-distance-right:9pt;mso-wrap-distance-bottom:0;mso-position-horizontal:absolute;mso-position-horizontal-relative:text;mso-position-vertical:absolute;mso-position-vertical-relative:text;mso-width-percent:0;mso-height-percent:0;mso-width-relative:margin;mso-height-relative:margin;v-text-anchor:top" o:gfxdata="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" fillcolor="white [3201]" strokeweight=".5pt">
+                <v:textbox>
+                  <w:txbxContent>
+                    <w:p>
+                      <w:pPr>
+                        <w:rPr>
+                          <w:sz w:val="20"/>
+                          <w:szCs w:val="20"/>
+                        </w:rPr>
+                      </w:pPr>
+                      <w:r>
+                        <w:rPr>
+                          <w:b/>
+                          <w:sz w:val="20"/>
+                          <w:szCs w:val="20"/>
+                        </w:rPr>
+                        <w:t>{point_16_bond_strength}</w:t>
+                      </w:r>
+                    </w:p>
+                    <w:p>
+                      <w:pPr>
+                        <w:rPr>
+                          <w:sz w:val="20"/>
+                          <w:szCs w:val="20"/>
+                        </w:rPr>
+                      </w:pPr>
+                    </w:p>
+                  </w:txbxContent>
+                </v:textbox>
+              </v:shape>
+            </w:pict>
+          </mc:Fallback>
+        </mc:AlternateContent>
+      </w:r>
+      <w:r>
+        <w:rPr>
+          <w:b/>
+          <w:noProof/>
+          <w:sz w:val="20"/>
+        </w:rPr>
+        <mc:AlternateContent>
+          <mc:Choice Requires="wps">
+            <w:drawing>
+              <wp:anchor distT="45720" distB="45720" distL="114300" distR="114300" simplePos="0" relativeHeight="251530752" behindDoc="0" locked="0" layoutInCell="1" allowOverlap="1" wp14:anchorId="7A33820F" wp14:editId="4A37BB29">
+                <wp:simplePos x="0" y="0"/>
+                <wp:positionH relativeFrom="column">
+                  <wp:posOffset>3590290</wp:posOffset>
+                </wp:positionH>
+                <wp:positionV relativeFrom="paragraph">
+                  <wp:posOffset>150495</wp:posOffset>
+                </wp:positionV>
+                <wp:extent cx="3048000" cy="2298700"/>
+                <wp:effectExtent l="0" t="0" r="0" b="6350"/>
+                <wp:wrapSquare wrapText="bothSides"/>
+                <wp:docPr id="148634141" name="Text Box 2"/>
+                <wp:cNvGraphicFramePr>
+                  <a:graphicFrameLocks xmlns:a="http://schemas.openxmlformats.org/drawingml/2006/main"/>
+                </wp:cNvGraphicFramePr>
+                <a:graphic xmlns:a="http://schemas.openxmlformats.org/drawingml/2006/main">
+                  <a:graphicData uri="http://schemas.microsoft.com/office/word/2010/wordprocessingShape">
+                    <wps:wsp>
+                      <wps:cNvSpPr txBox="1">
+                        <a:spLocks noChangeArrowheads="1"/>
+                      </wps:cNvSpPr>
+                      <wps:spPr bwMode="auto">
+                        <a:xfrm>
+                          <a:off x="0" y="0"/>
+                          <a:ext cx="3048000" cy="2298700"/>
+                        </a:xfrm>
+                        <a:prstGeom prst="rect">
+                          <a:avLst/>
+                        </a:prstGeom>
+                        <a:noFill/>
+                        <a:ln w="9525">
+                          <a:noFill/>
+                          <a:miter lim="800000"/>
+                          <a:headEnd/>
+                          <a:tailEnd/>
+                        </a:ln>
+                      </wps:spPr>
+                      <wps:txbx>
+                        <w:txbxContent>
+                          <w:p/>
+                        </w:txbxContent>
+                      </wps:txbx>
+                      <wps:bodyPr rot="0" vert="horz" wrap="square" lIns="91440" tIns="45720" rIns="91440" bIns="45720" anchor="t" anchorCtr="0">
+                        <a:noAutofit/>
+                      </wps:bodyPr>
+                    </wps:wsp>
+                  </a:graphicData>
+                </a:graphic>
+                <wp14:sizeRelH relativeFrom="margin">
+                  <wp14:pctWidth>0</wp14:pctWidth>
+                </wp14:sizeRelH>
+                <wp14:sizeRelV relativeFrom="margin">
+                  <wp14:pctHeight>0</wp14:pctHeight>
+                </wp14:sizeRelV>
+              </wp:anchor>
+            </w:drawing>
+          </mc:Choice>
+          <mc:Fallback>
+            <w:pict>
+              <v:shape w14:anchorId="7A33820F" id="Text Box 2" o:spid="_x0000_s1029" type="#_x0000_t202" style="position:absolute;margin-left:282.7pt;margin-top:11.85pt;width:240pt;height:181pt;z-index:251530752;visibility:visible;mso-wrap-style:square;mso-width-percent:0;mso-height-percent:0;mso-wrap-distance-left:9pt;mso-wrap-distance-top:3.6pt;mso-wrap-distance-right:9pt;mso-wrap-distance-bottom:3.6pt;mso-position-horizontal:absolute;mso-position-horizontal-relative:text;mso-position-vertical:absolute;mso-position-vertical-relative:text;mso-width-percent:0;mso-height-percent:0;mso-width-relative:margin;mso-height-relative:margin;v-text-anchor:top" o:gfxdata="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" filled="f" stroked="f">
+                <v:textbox>
+                  <w:txbxContent>
+                    <w:p/>
+                  </w:txbxContent>
+                </v:textbox>
+                <w10:wrap type="square"/>
+              </v:shape>
+            </w:pict>
+          </mc:Fallback>
+        </mc:AlternateContent>
+      </w:r>
+      <w:r>
+        <w:rPr>
+          <w:b/>
           <w:sz w:val="20"/>
         </w:rPr>
         <w:t xml:space="preserve">                                                                                       </w:t>
@@ -1929,7 +1842,7 @@
         <mc:AlternateContent>
           <mc:Choice Requires="wps">
             <w:drawing>
-              <wp:anchor distT="45720" distB="45720" distL="114300" distR="114300" simplePos="0" relativeHeight="251656192" behindDoc="0" locked="0" layoutInCell="1" allowOverlap="1" wp14:anchorId="297AD634" wp14:editId="3AABA48E">
+              <wp:anchor distT="45720" distB="45720" distL="114300" distR="114300" simplePos="0" relativeHeight="251328000" behindDoc="0" locked="0" layoutInCell="1" allowOverlap="1" wp14:anchorId="297AD634" wp14:editId="2F974828">
                 <wp:simplePos x="0" y="0"/>
                 <wp:positionH relativeFrom="column">
                   <wp:posOffset>2055495</wp:posOffset>
@@ -2002,11 +1915,7 @@
           </mc:Choice>
           <mc:Fallback>
             <w:pict>
-              <v:shapetype w14:anchorId="297AD634" id="_x0000_t202" coordsize="21600,21600" o:spt="202" path="m,l,21600r21600,l21600,xe">
-                <v:stroke joinstyle="miter"/>
-                <v:path gradientshapeok="t" o:connecttype="rect"/>
-              </v:shapetype>
-              <v:shape id="Text Box 2" o:spid="_x0000_s1027" type="#_x0000_t202" style="position:absolute;margin-left:161.85pt;margin-top:.55pt;width:105.2pt;height:80.75pt;z-index:251656192;visibility:visible;mso-wrap-style:square;mso-width-percent:0;mso-height-percent:0;mso-wrap-distance-left:9pt;mso-wrap-distance-top:3.6pt;mso-wrap-distance-right:9pt;mso-wrap-distance-bottom:3.6pt;mso-position-horizontal:absolute;mso-position-horizontal-relative:text;mso-position-vertical:absolute;mso-position-vertical-relative:text;mso-width-percent:0;mso-height-percent:0;mso-width-relative:margin;mso-height-relative:margin;v-text-anchor:top" o:gfxdata="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">
+              <v:shape w14:anchorId="297AD634" id="_x0000_s1030" type="#_x0000_t202" style="position:absolute;margin-left:161.85pt;margin-top:.55pt;width:105.2pt;height:80.75pt;z-index:251328000;visibility:visible;mso-wrap-style:square;mso-width-percent:0;mso-height-percent:0;mso-wrap-distance-left:9pt;mso-wrap-distance-top:3.6pt;mso-wrap-distance-right:9pt;mso-wrap-distance-bottom:3.6pt;mso-position-horizontal:absolute;mso-position-horizontal-relative:text;mso-position-vertical:absolute;mso-position-vertical-relative:text;mso-width-percent:0;mso-height-percent:0;mso-width-relative:margin;mso-height-relative:margin;v-text-anchor:top" o:gfxdata="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">
                 <v:textbox>
                   <w:txbxContent>
                     <w:p>
@@ -2037,7 +1946,7 @@
         <mc:AlternateContent>
           <mc:Choice Requires="wps">
             <w:drawing>
-              <wp:anchor distT="45720" distB="45720" distL="114300" distR="114300" simplePos="0" relativeHeight="251663360" behindDoc="0" locked="0" layoutInCell="1" allowOverlap="1" wp14:anchorId="22241999" wp14:editId="4BCBB632">
+              <wp:anchor distT="45720" distB="45720" distL="114300" distR="114300" simplePos="0" relativeHeight="251372032" behindDoc="0" locked="0" layoutInCell="1" allowOverlap="1" wp14:anchorId="22241999" wp14:editId="4BCBB632">
                 <wp:simplePos x="0" y="0"/>
                 <wp:positionH relativeFrom="column">
                   <wp:posOffset>308610</wp:posOffset>
@@ -2110,7 +2019,7 @@
           </mc:Choice>
           <mc:Fallback>
             <w:pict>
-              <v:shape w14:anchorId="22241999" id="_x0000_s1028" type="#_x0000_t202" style="position:absolute;margin-left:24.3pt;margin-top:.55pt;width:121.8pt;height:80.75pt;z-index:251663360;visibility:visible;mso-wrap-style:square;mso-width-percent:0;mso-height-percent:0;mso-wrap-distance-left:9pt;mso-wrap-distance-top:3.6pt;mso-wrap-distance-right:9pt;mso-wrap-distance-bottom:3.6pt;mso-position-horizontal:absolute;mso-position-horizontal-relative:text;mso-position-vertical:absolute;mso-position-vertical-relative:text;mso-width-percent:0;mso-height-percent:0;mso-width-relative:margin;mso-height-relative:margin;v-text-anchor:top" o:gfxdata="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">
+              <v:shape w14:anchorId="22241999" id="_x0000_s1031" type="#_x0000_t202" style="position:absolute;margin-left:24.3pt;margin-top:.55pt;width:121.8pt;height:80.75pt;z-index:251372032;visibility:visible;mso-wrap-style:square;mso-width-percent:0;mso-height-percent:0;mso-wrap-distance-left:9pt;mso-wrap-distance-top:3.6pt;mso-wrap-distance-right:9pt;mso-wrap-distance-bottom:3.6pt;mso-position-horizontal:absolute;mso-position-horizontal-relative:text;mso-position-vertical:absolute;mso-position-vertical-relative:text;mso-width-percent:0;mso-height-percent:0;mso-width-relative:margin;mso-height-relative:margin;v-text-anchor:top" o:gfxdata="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">
                 <v:textbox>
                   <w:txbxContent>
                     <w:p>
@@ -2159,6 +2068,288 @@
       <w:r>
         <w:rPr>
           <w:b/>
+          <w:noProof/>
+          <w:sz w:val="20"/>
+        </w:rPr>
+        <mc:AlternateContent>
+          <mc:Choice Requires="wps">
+            <w:drawing>
+              <wp:anchor distT="0" distB="0" distL="114300" distR="114300" simplePos="0" relativeHeight="251633152" behindDoc="0" locked="0" layoutInCell="1" allowOverlap="1" wp14:anchorId="1944475E" wp14:editId="6AAF36F2">
+                <wp:simplePos x="0" y="0"/>
+                <wp:positionH relativeFrom="column">
+                  <wp:posOffset>-1241669</wp:posOffset>
+                </wp:positionH>
+                <wp:positionV relativeFrom="paragraph">
+                  <wp:posOffset>26816</wp:posOffset>
+                </wp:positionV>
+                <wp:extent cx="422031" cy="264501"/>
+                <wp:effectExtent l="0" t="0" r="16510" b="21590"/>
+                <wp:wrapNone/>
+                <wp:docPr id="1907958347" name="Text Box 14"/>
+                <wp:cNvGraphicFramePr/>
+                <a:graphic xmlns:a="http://schemas.openxmlformats.org/drawingml/2006/main">
+                  <a:graphicData uri="http://schemas.microsoft.com/office/word/2010/wordprocessingShape">
+                    <wps:wsp>
+                      <wps:cNvSpPr txBox="1"/>
+                      <wps:spPr>
+                        <a:xfrm>
+                          <a:off x="0" y="0"/>
+                          <a:ext cx="422031" cy="264501"/>
+                        </a:xfrm>
+                        <a:prstGeom prst="rect">
+                          <a:avLst/>
+                        </a:prstGeom>
+                        <a:solidFill>
+                          <a:schemeClr val="lt1"/>
+                        </a:solidFill>
+                        <a:ln w="6350">
+                          <a:solidFill>
+                            <a:prstClr val="black"/>
+                          </a:solidFill>
+                        </a:ln>
+                      </wps:spPr>
+                      <wps:txbx>
+                        <w:txbxContent>
+                          <w:p>
+                            <w:pPr>
+                              <w:rPr>
+                                <w:sz w:val="20"/>
+                                <w:szCs w:val="20"/>
+                              </w:rPr>
+                            </w:pPr>
+                            <w:r>
+                              <w:rPr>
+                                <w:b/>
+                                <w:sz w:val="20"/>
+                                <w:szCs w:val="20"/>
+                              </w:rPr>
+                              <w:t>{point_</w:t>
+                            </w:r>
+                            <w:r>
+                              <w:rPr>
+                                <w:b/>
+                                <w:sz w:val="20"/>
+                                <w:szCs w:val="20"/>
+                              </w:rPr>
+                              <w:t>2</w:t>
+                            </w:r>
+                            <w:r>
+                              <w:rPr>
+                                <w:b/>
+                                <w:sz w:val="20"/>
+                                <w:szCs w:val="20"/>
+                              </w:rPr>
+                              <w:t>_bond_strength}</w:t>
+                            </w:r>
+                          </w:p>
+                          <w:p>
+                            <w:pPr>
+                              <w:rPr>
+                                <w:sz w:val="20"/>
+                                <w:szCs w:val="20"/>
+                              </w:rPr>
+                            </w:pPr>
+                          </w:p>
+                        </w:txbxContent>
+                      </wps:txbx>
+                      <wps:bodyPr rot="0" spcFirstLastPara="0" vertOverflow="overflow" horzOverflow="overflow" vert="horz" wrap="square" lIns="91440" tIns="45720" rIns="91440" bIns="45720" numCol="1" spcCol="0" rtlCol="0" fromWordArt="0" anchor="t" anchorCtr="0" forceAA="0" compatLnSpc="1">
+                        <a:prstTxWarp prst="textNoShape">
+                          <a:avLst/>
+                        </a:prstTxWarp>
+                        <a:noAutofit/>
+                      </wps:bodyPr>
+                    </wps:wsp>
+                  </a:graphicData>
+                </a:graphic>
+                <wp14:sizeRelH relativeFrom="margin">
+                  <wp14:pctWidth>0</wp14:pctWidth>
+                </wp14:sizeRelH>
+                <wp14:sizeRelV relativeFrom="margin">
+                  <wp14:pctHeight>0</wp14:pctHeight>
+                </wp14:sizeRelV>
+              </wp:anchor>
+            </w:drawing>
+          </mc:Choice>
+          <mc:Fallback>
+            <w:pict>
+              <v:shape w14:anchorId="1944475E" id="Text Box 14" o:spid="_x0000_s1032" type="#_x0000_t202" style="position:absolute;margin-left:-97.75pt;margin-top:2.1pt;width:33.25pt;height:20.85pt;z-index:251633152;visibility:visible;mso-wrap-style:square;mso-width-percent:0;mso-height-percent:0;mso-wrap-distance-left:9pt;mso-wrap-distance-top:0;mso-wrap-distance-right:9pt;mso-wrap-distance-bottom:0;mso-position-horizontal:absolute;mso-position-horizontal-relative:text;mso-position-vertical:absolute;mso-position-vertical-relative:text;mso-width-percent:0;mso-height-percent:0;mso-width-relative:margin;mso-height-relative:margin;v-text-anchor:top" o:gfxdata="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" fillcolor="white [3201]" strokeweight=".5pt">
+                <v:textbox>
+                  <w:txbxContent>
+                    <w:p>
+                      <w:pPr>
+                        <w:rPr>
+                          <w:sz w:val="20"/>
+                          <w:szCs w:val="20"/>
+                        </w:rPr>
+                      </w:pPr>
+                      <w:r>
+                        <w:rPr>
+                          <w:b/>
+                          <w:sz w:val="20"/>
+                          <w:szCs w:val="20"/>
+                        </w:rPr>
+                        <w:t>{point_</w:t>
+                      </w:r>
+                      <w:r>
+                        <w:rPr>
+                          <w:b/>
+                          <w:sz w:val="20"/>
+                          <w:szCs w:val="20"/>
+                        </w:rPr>
+                        <w:t>2</w:t>
+                      </w:r>
+                      <w:r>
+                        <w:rPr>
+                          <w:b/>
+                          <w:sz w:val="20"/>
+                          <w:szCs w:val="20"/>
+                        </w:rPr>
+                        <w:t>_bond_strength}</w:t>
+                      </w:r>
+                    </w:p>
+                    <w:p>
+                      <w:pPr>
+                        <w:rPr>
+                          <w:sz w:val="20"/>
+                          <w:szCs w:val="20"/>
+                        </w:rPr>
+                      </w:pPr>
+                    </w:p>
+                  </w:txbxContent>
+                </v:textbox>
+              </v:shape>
+            </w:pict>
+          </mc:Fallback>
+        </mc:AlternateContent>
+      </w:r>
+      <w:r>
+        <w:rPr>
+          <w:b/>
+          <w:noProof/>
+          <w:sz w:val="20"/>
+        </w:rPr>
+        <mc:AlternateContent>
+          <mc:Choice Requires="wps">
+            <w:drawing>
+              <wp:anchor distT="0" distB="0" distL="114300" distR="114300" simplePos="0" relativeHeight="251683328" behindDoc="0" locked="0" layoutInCell="1" allowOverlap="1" wp14:anchorId="2F1959AB" wp14:editId="3F6FFFE2">
+                <wp:simplePos x="0" y="0"/>
+                <wp:positionH relativeFrom="column">
+                  <wp:posOffset>-2668270</wp:posOffset>
+                </wp:positionH>
+                <wp:positionV relativeFrom="paragraph">
+                  <wp:posOffset>53975</wp:posOffset>
+                </wp:positionV>
+                <wp:extent cx="404812" cy="238125"/>
+                <wp:effectExtent l="0" t="0" r="27940" b="17780"/>
+                <wp:wrapNone/>
+                <wp:docPr id="1806857571" name="Text Box 27"/>
+                <wp:cNvGraphicFramePr/>
+                <a:graphic xmlns:a="http://schemas.openxmlformats.org/drawingml/2006/main">
+                  <a:graphicData uri="http://schemas.microsoft.com/office/word/2010/wordprocessingShape">
+                    <wps:wsp>
+                      <wps:cNvSpPr txBox="1"/>
+                      <wps:spPr>
+                        <a:xfrm>
+                          <a:off x="0" y="0"/>
+                          <a:ext cx="404812" cy="238125"/>
+                        </a:xfrm>
+                        <a:prstGeom prst="rect">
+                          <a:avLst/>
+                        </a:prstGeom>
+                        <a:solidFill>
+                          <a:schemeClr val="lt1"/>
+                        </a:solidFill>
+                        <a:ln w="6350">
+                          <a:solidFill>
+                            <a:prstClr val="black"/>
+                          </a:solidFill>
+                        </a:ln>
+                      </wps:spPr>
+                      <wps:txbx>
+                        <w:txbxContent>
+                          <w:p>
+                            <w:pPr>
+                              <w:rPr>
+                                <w:sz w:val="20"/>
+                                <w:szCs w:val="20"/>
+                              </w:rPr>
+                            </w:pPr>
+                            <w:r>
+                              <w:rPr>
+                                <w:b/>
+                                <w:sz w:val="20"/>
+                                <w:szCs w:val="20"/>
+                              </w:rPr>
+                              <w:t>{point_15_bond_strength}</w:t>
+                            </w:r>
+                          </w:p>
+                          <w:p>
+                            <w:pPr>
+                              <w:rPr>
+                                <w:sz w:val="20"/>
+                                <w:szCs w:val="20"/>
+                              </w:rPr>
+                            </w:pPr>
+                          </w:p>
+                        </w:txbxContent>
+                      </wps:txbx>
+                      <wps:bodyPr rot="0" spcFirstLastPara="0" vertOverflow="overflow" horzOverflow="overflow" vert="horz" wrap="square" lIns="91440" tIns="45720" rIns="91440" bIns="45720" numCol="1" spcCol="0" rtlCol="0" fromWordArt="0" anchor="t" anchorCtr="0" forceAA="0" compatLnSpc="1">
+                        <a:prstTxWarp prst="textNoShape">
+                          <a:avLst/>
+                        </a:prstTxWarp>
+                        <a:noAutofit/>
+                      </wps:bodyPr>
+                    </wps:wsp>
+                  </a:graphicData>
+                </a:graphic>
+                <wp14:sizeRelH relativeFrom="margin">
+                  <wp14:pctWidth>0</wp14:pctWidth>
+                </wp14:sizeRelH>
+                <wp14:sizeRelV relativeFrom="margin">
+                  <wp14:pctHeight>0</wp14:pctHeight>
+                </wp14:sizeRelV>
+              </wp:anchor>
+            </w:drawing>
+          </mc:Choice>
+          <mc:Fallback>
+            <w:pict>
+              <v:shape w14:anchorId="2F1959AB" id="Text Box 27" o:spid="_x0000_s1033" type="#_x0000_t202" style="position:absolute;margin-left:-210.1pt;margin-top:4.25pt;width:31.85pt;height:18.75pt;z-index:251683328;visibility:visible;mso-wrap-style:square;mso-width-percent:0;mso-height-percent:0;mso-wrap-distance-left:9pt;mso-wrap-distance-top:0;mso-wrap-distance-right:9pt;mso-wrap-distance-bottom:0;mso-position-horizontal:absolute;mso-position-horizontal-relative:text;mso-position-vertical:absolute;mso-position-vertical-relative:text;mso-width-percent:0;mso-height-percent:0;mso-width-relative:margin;mso-height-relative:margin;v-text-anchor:top" o:gfxdata="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" fillcolor="white [3201]" strokeweight=".5pt">
+                <v:textbox>
+                  <w:txbxContent>
+                    <w:p>
+                      <w:pPr>
+                        <w:rPr>
+                          <w:sz w:val="20"/>
+                          <w:szCs w:val="20"/>
+                        </w:rPr>
+                      </w:pPr>
+                      <w:r>
+                        <w:rPr>
+                          <w:b/>
+                          <w:sz w:val="20"/>
+                          <w:szCs w:val="20"/>
+                        </w:rPr>
+                        <w:t>{point_15_bond_strength}</w:t>
+                      </w:r>
+                    </w:p>
+                    <w:p>
+                      <w:pPr>
+                        <w:rPr>
+                          <w:sz w:val="20"/>
+                          <w:szCs w:val="20"/>
+                        </w:rPr>
+                      </w:pPr>
+                    </w:p>
+                  </w:txbxContent>
+                </v:textbox>
+              </v:shape>
+            </w:pict>
+          </mc:Fallback>
+        </mc:AlternateContent>
+      </w:r>
+      <w:r>
+        <w:rPr>
+          <w:b/>
           <w:sz w:val="20"/>
         </w:rPr>
         <w:t xml:space="preserve">                                                                             </w:t>
@@ -2188,6 +2379,242 @@
           <w:sz w:val="20"/>
         </w:rPr>
       </w:pPr>
+      <w:r>
+        <w:rPr>
+          <w:b/>
+          <w:noProof/>
+          <w:sz w:val="20"/>
+        </w:rPr>
+        <mc:AlternateContent>
+          <mc:Choice Requires="wps">
+            <w:drawing>
+              <wp:anchor distT="0" distB="0" distL="114300" distR="114300" simplePos="0" relativeHeight="251627008" behindDoc="0" locked="0" layoutInCell="1" allowOverlap="1" wp14:anchorId="5954EA37" wp14:editId="20A1BF9C">
+                <wp:simplePos x="0" y="0"/>
+                <wp:positionH relativeFrom="column">
+                  <wp:posOffset>-1241669</wp:posOffset>
+                </wp:positionH>
+                <wp:positionV relativeFrom="paragraph">
+                  <wp:posOffset>42838</wp:posOffset>
+                </wp:positionV>
+                <wp:extent cx="427892" cy="266700"/>
+                <wp:effectExtent l="0" t="0" r="10795" b="19050"/>
+                <wp:wrapNone/>
+                <wp:docPr id="491638132" name="Text Box 15"/>
+                <wp:cNvGraphicFramePr/>
+                <a:graphic xmlns:a="http://schemas.openxmlformats.org/drawingml/2006/main">
+                  <a:graphicData uri="http://schemas.microsoft.com/office/word/2010/wordprocessingShape">
+                    <wps:wsp>
+                      <wps:cNvSpPr txBox="1"/>
+                      <wps:spPr>
+                        <a:xfrm>
+                          <a:off x="0" y="0"/>
+                          <a:ext cx="427892" cy="266700"/>
+                        </a:xfrm>
+                        <a:prstGeom prst="rect">
+                          <a:avLst/>
+                        </a:prstGeom>
+                        <a:solidFill>
+                          <a:schemeClr val="lt1"/>
+                        </a:solidFill>
+                        <a:ln w="6350">
+                          <a:solidFill>
+                            <a:prstClr val="black"/>
+                          </a:solidFill>
+                        </a:ln>
+                      </wps:spPr>
+                      <wps:txbx>
+                        <w:txbxContent>
+                          <w:p>
+                            <w:pPr>
+                              <w:rPr>
+                                <w:sz w:val="20"/>
+                                <w:szCs w:val="20"/>
+                              </w:rPr>
+                            </w:pPr>
+                            <w:r>
+                              <w:rPr>
+                                <w:b/>
+                                <w:sz w:val="20"/>
+                                <w:szCs w:val="20"/>
+                              </w:rPr>
+                              <w:t>{point_3_bond_strength}</w:t>
+                            </w:r>
+                          </w:p>
+                          <w:p/>
+                        </w:txbxContent>
+                      </wps:txbx>
+                      <wps:bodyPr rot="0" spcFirstLastPara="0" vertOverflow="overflow" horzOverflow="overflow" vert="horz" wrap="square" lIns="91440" tIns="45720" rIns="91440" bIns="45720" numCol="1" spcCol="0" rtlCol="0" fromWordArt="0" anchor="t" anchorCtr="0" forceAA="0" compatLnSpc="1">
+                        <a:prstTxWarp prst="textNoShape">
+                          <a:avLst/>
+                        </a:prstTxWarp>
+                        <a:noAutofit/>
+                      </wps:bodyPr>
+                    </wps:wsp>
+                  </a:graphicData>
+                </a:graphic>
+                <wp14:sizeRelH relativeFrom="margin">
+                  <wp14:pctWidth>0</wp14:pctWidth>
+                </wp14:sizeRelH>
+                <wp14:sizeRelV relativeFrom="margin">
+                  <wp14:pctHeight>0</wp14:pctHeight>
+                </wp14:sizeRelV>
+              </wp:anchor>
+            </w:drawing>
+          </mc:Choice>
+          <mc:Fallback>
+            <w:pict>
+              <v:shape w14:anchorId="5954EA37" id="Text Box 15" o:spid="_x0000_s1034" type="#_x0000_t202" style="position:absolute;margin-left:-97.75pt;margin-top:3.35pt;width:33.7pt;height:21pt;z-index:251627008;visibility:visible;mso-wrap-style:square;mso-width-percent:0;mso-height-percent:0;mso-wrap-distance-left:9pt;mso-wrap-distance-top:0;mso-wrap-distance-right:9pt;mso-wrap-distance-bottom:0;mso-position-horizontal:absolute;mso-position-horizontal-relative:text;mso-position-vertical:absolute;mso-position-vertical-relative:text;mso-width-percent:0;mso-height-percent:0;mso-width-relative:margin;mso-height-relative:margin;v-text-anchor:top" o:gfxdata="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" fillcolor="white [3201]" strokeweight=".5pt">
+                <v:textbox>
+                  <w:txbxContent>
+                    <w:p>
+                      <w:pPr>
+                        <w:rPr>
+                          <w:sz w:val="20"/>
+                          <w:szCs w:val="20"/>
+                        </w:rPr>
+                      </w:pPr>
+                      <w:r>
+                        <w:rPr>
+                          <w:b/>
+                          <w:sz w:val="20"/>
+                          <w:szCs w:val="20"/>
+                        </w:rPr>
+                        <w:t>{point_3_bond_strength}</w:t>
+                      </w:r>
+                    </w:p>
+                    <w:p/>
+                  </w:txbxContent>
+                </v:textbox>
+              </v:shape>
+            </w:pict>
+          </mc:Fallback>
+        </mc:AlternateContent>
+      </w:r>
+      <w:r>
+        <w:rPr>
+          <w:b/>
+          <w:noProof/>
+          <w:sz w:val="20"/>
+        </w:rPr>
+        <mc:AlternateContent>
+          <mc:Choice Requires="wps">
+            <w:drawing>
+              <wp:anchor distT="0" distB="0" distL="114300" distR="114300" simplePos="0" relativeHeight="251681280" behindDoc="0" locked="0" layoutInCell="1" allowOverlap="1" wp14:anchorId="774C9861" wp14:editId="5A859F18">
+                <wp:simplePos x="0" y="0"/>
+                <wp:positionH relativeFrom="column">
+                  <wp:posOffset>-2668955</wp:posOffset>
+                </wp:positionH>
+                <wp:positionV relativeFrom="paragraph">
+                  <wp:posOffset>48700</wp:posOffset>
+                </wp:positionV>
+                <wp:extent cx="404495" cy="251753"/>
+                <wp:effectExtent l="0" t="0" r="14605" b="15240"/>
+                <wp:wrapNone/>
+                <wp:docPr id="412209395" name="Text Box 26"/>
+                <wp:cNvGraphicFramePr/>
+                <a:graphic xmlns:a="http://schemas.openxmlformats.org/drawingml/2006/main">
+                  <a:graphicData uri="http://schemas.microsoft.com/office/word/2010/wordprocessingShape">
+                    <wps:wsp>
+                      <wps:cNvSpPr txBox="1"/>
+                      <wps:spPr>
+                        <a:xfrm>
+                          <a:off x="0" y="0"/>
+                          <a:ext cx="404495" cy="251753"/>
+                        </a:xfrm>
+                        <a:prstGeom prst="rect">
+                          <a:avLst/>
+                        </a:prstGeom>
+                        <a:solidFill>
+                          <a:schemeClr val="lt1"/>
+                        </a:solidFill>
+                        <a:ln w="6350">
+                          <a:solidFill>
+                            <a:prstClr val="black"/>
+                          </a:solidFill>
+                        </a:ln>
+                      </wps:spPr>
+                      <wps:txbx>
+                        <w:txbxContent>
+                          <w:p>
+                            <w:pPr>
+                              <w:rPr>
+                                <w:sz w:val="20"/>
+                                <w:szCs w:val="20"/>
+                              </w:rPr>
+                            </w:pPr>
+                            <w:r>
+                              <w:rPr>
+                                <w:b/>
+                                <w:sz w:val="20"/>
+                                <w:szCs w:val="20"/>
+                              </w:rPr>
+                              <w:t>{point_14_bond_strength}</w:t>
+                            </w:r>
+                          </w:p>
+                          <w:p>
+                            <w:pPr>
+                              <w:rPr>
+                                <w:sz w:val="10"/>
+                                <w:szCs w:val="10"/>
+                              </w:rPr>
+                            </w:pPr>
+                          </w:p>
+                        </w:txbxContent>
+                      </wps:txbx>
+                      <wps:bodyPr rot="0" spcFirstLastPara="0" vertOverflow="overflow" horzOverflow="overflow" vert="horz" wrap="square" lIns="91440" tIns="45720" rIns="91440" bIns="45720" numCol="1" spcCol="0" rtlCol="0" fromWordArt="0" anchor="t" anchorCtr="0" forceAA="0" compatLnSpc="1">
+                        <a:prstTxWarp prst="textNoShape">
+                          <a:avLst/>
+                        </a:prstTxWarp>
+                        <a:noAutofit/>
+                      </wps:bodyPr>
+                    </wps:wsp>
+                  </a:graphicData>
+                </a:graphic>
+                <wp14:sizeRelH relativeFrom="margin">
+                  <wp14:pctWidth>0</wp14:pctWidth>
+                </wp14:sizeRelH>
+                <wp14:sizeRelV relativeFrom="margin">
+                  <wp14:pctHeight>0</wp14:pctHeight>
+                </wp14:sizeRelV>
+              </wp:anchor>
+            </w:drawing>
+          </mc:Choice>
+          <mc:Fallback>
+            <w:pict>
+              <v:shape w14:anchorId="774C9861" id="Text Box 26" o:spid="_x0000_s1035" type="#_x0000_t202" style="position:absolute;margin-left:-210.15pt;margin-top:3.85pt;width:31.85pt;height:19.8pt;z-index:251681280;visibility:visible;mso-wrap-style:square;mso-width-percent:0;mso-height-percent:0;mso-wrap-distance-left:9pt;mso-wrap-distance-top:0;mso-wrap-distance-right:9pt;mso-wrap-distance-bottom:0;mso-position-horizontal:absolute;mso-position-horizontal-relative:text;mso-position-vertical:absolute;mso-position-vertical-relative:text;mso-width-percent:0;mso-height-percent:0;mso-width-relative:margin;mso-height-relative:margin;v-text-anchor:top" o:gfxdata="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" fillcolor="white [3201]" strokeweight=".5pt">
+                <v:textbox>
+                  <w:txbxContent>
+                    <w:p>
+                      <w:pPr>
+                        <w:rPr>
+                          <w:sz w:val="20"/>
+                          <w:szCs w:val="20"/>
+                        </w:rPr>
+                      </w:pPr>
+                      <w:r>
+                        <w:rPr>
+                          <w:b/>
+                          <w:sz w:val="20"/>
+                          <w:szCs w:val="20"/>
+                        </w:rPr>
+                        <w:t>{point_14_bond_strength}</w:t>
+                      </w:r>
+                    </w:p>
+                    <w:p>
+                      <w:pPr>
+                        <w:rPr>
+                          <w:sz w:val="10"/>
+                          <w:szCs w:val="10"/>
+                        </w:rPr>
+                      </w:pPr>
+                    </w:p>
+                  </w:txbxContent>
+                </v:textbox>
+              </v:shape>
+            </w:pict>
+          </mc:Fallback>
+        </mc:AlternateContent>
+      </w:r>
       <w:r>
         <w:rPr>
           <w:b/>
@@ -2213,6 +2640,256 @@
           <w:sz w:val="20"/>
         </w:rPr>
       </w:pPr>
+      <w:r>
+        <w:rPr>
+          <w:b/>
+          <w:noProof/>
+          <w:sz w:val="20"/>
+        </w:rPr>
+        <mc:AlternateContent>
+          <mc:Choice Requires="wps">
+            <w:drawing>
+              <wp:anchor distT="0" distB="0" distL="114300" distR="114300" simplePos="0" relativeHeight="251643392" behindDoc="0" locked="0" layoutInCell="1" allowOverlap="1" wp14:anchorId="5DE1309A" wp14:editId="2D843066">
+                <wp:simplePos x="0" y="0"/>
+                <wp:positionH relativeFrom="column">
+                  <wp:posOffset>-1232876</wp:posOffset>
+                </wp:positionH>
+                <wp:positionV relativeFrom="paragraph">
+                  <wp:posOffset>43571</wp:posOffset>
+                </wp:positionV>
+                <wp:extent cx="424962" cy="272561"/>
+                <wp:effectExtent l="0" t="0" r="13335" b="13335"/>
+                <wp:wrapNone/>
+                <wp:docPr id="1689288175" name="Text Box 17"/>
+                <wp:cNvGraphicFramePr/>
+                <a:graphic xmlns:a="http://schemas.openxmlformats.org/drawingml/2006/main">
+                  <a:graphicData uri="http://schemas.microsoft.com/office/word/2010/wordprocessingShape">
+                    <wps:wsp>
+                      <wps:cNvSpPr txBox="1"/>
+                      <wps:spPr>
+                        <a:xfrm>
+                          <a:off x="0" y="0"/>
+                          <a:ext cx="424962" cy="272561"/>
+                        </a:xfrm>
+                        <a:prstGeom prst="rect">
+                          <a:avLst/>
+                        </a:prstGeom>
+                        <a:solidFill>
+                          <a:schemeClr val="lt1"/>
+                        </a:solidFill>
+                        <a:ln w="6350">
+                          <a:solidFill>
+                            <a:prstClr val="black"/>
+                          </a:solidFill>
+                        </a:ln>
+                      </wps:spPr>
+                      <wps:txbx>
+                        <w:txbxContent>
+                          <w:p>
+                            <w:pPr>
+                              <w:rPr>
+                                <w:sz w:val="20"/>
+                                <w:szCs w:val="20"/>
+                              </w:rPr>
+                            </w:pPr>
+                            <w:r>
+                              <w:rPr>
+                                <w:b/>
+                                <w:sz w:val="20"/>
+                                <w:szCs w:val="20"/>
+                              </w:rPr>
+                              <w:t>{point_4_bond_strength}</w:t>
+                            </w:r>
+                          </w:p>
+                          <w:p>
+                            <w:pPr>
+                              <w:rPr>
+                                <w:sz w:val="20"/>
+                                <w:szCs w:val="20"/>
+                              </w:rPr>
+                            </w:pPr>
+                          </w:p>
+                        </w:txbxContent>
+                      </wps:txbx>
+                      <wps:bodyPr rot="0" spcFirstLastPara="0" vertOverflow="overflow" horzOverflow="overflow" vert="horz" wrap="square" lIns="91440" tIns="45720" rIns="91440" bIns="45720" numCol="1" spcCol="0" rtlCol="0" fromWordArt="0" anchor="t" anchorCtr="0" forceAA="0" compatLnSpc="1">
+                        <a:prstTxWarp prst="textNoShape">
+                          <a:avLst/>
+                        </a:prstTxWarp>
+                        <a:noAutofit/>
+                      </wps:bodyPr>
+                    </wps:wsp>
+                  </a:graphicData>
+                </a:graphic>
+                <wp14:sizeRelH relativeFrom="margin">
+                  <wp14:pctWidth>0</wp14:pctWidth>
+                </wp14:sizeRelH>
+                <wp14:sizeRelV relativeFrom="margin">
+                  <wp14:pctHeight>0</wp14:pctHeight>
+                </wp14:sizeRelV>
+              </wp:anchor>
+            </w:drawing>
+          </mc:Choice>
+          <mc:Fallback>
+            <w:pict>
+              <v:shape w14:anchorId="5DE1309A" id="Text Box 17" o:spid="_x0000_s1036" type="#_x0000_t202" style="position:absolute;margin-left:-97.1pt;margin-top:3.45pt;width:33.45pt;height:21.45pt;z-index:251643392;visibility:visible;mso-wrap-style:square;mso-width-percent:0;mso-height-percent:0;mso-wrap-distance-left:9pt;mso-wrap-distance-top:0;mso-wrap-distance-right:9pt;mso-wrap-distance-bottom:0;mso-position-horizontal:absolute;mso-position-horizontal-relative:text;mso-position-vertical:absolute;mso-position-vertical-relative:text;mso-width-percent:0;mso-height-percent:0;mso-width-relative:margin;mso-height-relative:margin;v-text-anchor:top" o:gfxdata="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" fillcolor="white [3201]" strokeweight=".5pt">
+                <v:textbox>
+                  <w:txbxContent>
+                    <w:p>
+                      <w:pPr>
+                        <w:rPr>
+                          <w:sz w:val="20"/>
+                          <w:szCs w:val="20"/>
+                        </w:rPr>
+                      </w:pPr>
+                      <w:r>
+                        <w:rPr>
+                          <w:b/>
+                          <w:sz w:val="20"/>
+                          <w:szCs w:val="20"/>
+                        </w:rPr>
+                        <w:t>{point_4_bond_strength}</w:t>
+                      </w:r>
+                    </w:p>
+                    <w:p>
+                      <w:pPr>
+                        <w:rPr>
+                          <w:sz w:val="20"/>
+                          <w:szCs w:val="20"/>
+                        </w:rPr>
+                      </w:pPr>
+                    </w:p>
+                  </w:txbxContent>
+                </v:textbox>
+              </v:shape>
+            </w:pict>
+          </mc:Fallback>
+        </mc:AlternateContent>
+      </w:r>
+      <w:r>
+        <w:rPr>
+          <w:b/>
+          <w:noProof/>
+          <w:sz w:val="20"/>
+        </w:rPr>
+        <mc:AlternateContent>
+          <mc:Choice Requires="wps">
+            <w:drawing>
+              <wp:anchor distT="0" distB="0" distL="114300" distR="114300" simplePos="0" relativeHeight="251679232" behindDoc="0" locked="0" layoutInCell="1" allowOverlap="1" wp14:anchorId="35F0448C" wp14:editId="61AC7FED">
+                <wp:simplePos x="0" y="0"/>
+                <wp:positionH relativeFrom="column">
+                  <wp:posOffset>-2666024</wp:posOffset>
+                </wp:positionH>
+                <wp:positionV relativeFrom="paragraph">
+                  <wp:posOffset>72878</wp:posOffset>
+                </wp:positionV>
+                <wp:extent cx="392137" cy="249116"/>
+                <wp:effectExtent l="0" t="0" r="27305" b="17780"/>
+                <wp:wrapNone/>
+                <wp:docPr id="193888045" name="Text Box 25"/>
+                <wp:cNvGraphicFramePr/>
+                <a:graphic xmlns:a="http://schemas.openxmlformats.org/drawingml/2006/main">
+                  <a:graphicData uri="http://schemas.microsoft.com/office/word/2010/wordprocessingShape">
+                    <wps:wsp>
+                      <wps:cNvSpPr txBox="1"/>
+                      <wps:spPr>
+                        <a:xfrm>
+                          <a:off x="0" y="0"/>
+                          <a:ext cx="392137" cy="249116"/>
+                        </a:xfrm>
+                        <a:prstGeom prst="rect">
+                          <a:avLst/>
+                        </a:prstGeom>
+                        <a:solidFill>
+                          <a:schemeClr val="lt1"/>
+                        </a:solidFill>
+                        <a:ln w="6350">
+                          <a:solidFill>
+                            <a:prstClr val="black"/>
+                          </a:solidFill>
+                        </a:ln>
+                      </wps:spPr>
+                      <wps:txbx>
+                        <w:txbxContent>
+                          <w:p>
+                            <w:pPr>
+                              <w:rPr>
+                                <w:sz w:val="20"/>
+                                <w:szCs w:val="20"/>
+                              </w:rPr>
+                            </w:pPr>
+                            <w:r>
+                              <w:rPr>
+                                <w:b/>
+                                <w:sz w:val="20"/>
+                                <w:szCs w:val="20"/>
+                              </w:rPr>
+                              <w:t>{point_13_bond_strength}</w:t>
+                            </w:r>
+                          </w:p>
+                          <w:p>
+                            <w:pPr>
+                              <w:rPr>
+                                <w:sz w:val="20"/>
+                                <w:szCs w:val="20"/>
+                              </w:rPr>
+                            </w:pPr>
+                          </w:p>
+                        </w:txbxContent>
+                      </wps:txbx>
+                      <wps:bodyPr rot="0" spcFirstLastPara="0" vertOverflow="overflow" horzOverflow="overflow" vert="horz" wrap="square" lIns="91440" tIns="45720" rIns="91440" bIns="45720" numCol="1" spcCol="0" rtlCol="0" fromWordArt="0" anchor="t" anchorCtr="0" forceAA="0" compatLnSpc="1">
+                        <a:prstTxWarp prst="textNoShape">
+                          <a:avLst/>
+                        </a:prstTxWarp>
+                        <a:noAutofit/>
+                      </wps:bodyPr>
+                    </wps:wsp>
+                  </a:graphicData>
+                </a:graphic>
+                <wp14:sizeRelH relativeFrom="margin">
+                  <wp14:pctWidth>0</wp14:pctWidth>
+                </wp14:sizeRelH>
+                <wp14:sizeRelV relativeFrom="margin">
+                  <wp14:pctHeight>0</wp14:pctHeight>
+                </wp14:sizeRelV>
+              </wp:anchor>
+            </w:drawing>
+          </mc:Choice>
+          <mc:Fallback>
+            <w:pict>
+              <v:shape w14:anchorId="35F0448C" id="Text Box 25" o:spid="_x0000_s1037" type="#_x0000_t202" style="position:absolute;margin-left:-209.9pt;margin-top:5.75pt;width:30.9pt;height:19.6pt;z-index:251679232;visibility:visible;mso-wrap-style:square;mso-width-percent:0;mso-height-percent:0;mso-wrap-distance-left:9pt;mso-wrap-distance-top:0;mso-wrap-distance-right:9pt;mso-wrap-distance-bottom:0;mso-position-horizontal:absolute;mso-position-horizontal-relative:text;mso-position-vertical:absolute;mso-position-vertical-relative:text;mso-width-percent:0;mso-height-percent:0;mso-width-relative:margin;mso-height-relative:margin;v-text-anchor:top" o:gfxdata="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" fillcolor="white [3201]" strokeweight=".5pt">
+                <v:textbox>
+                  <w:txbxContent>
+                    <w:p>
+                      <w:pPr>
+                        <w:rPr>
+                          <w:sz w:val="20"/>
+                          <w:szCs w:val="20"/>
+                        </w:rPr>
+                      </w:pPr>
+                      <w:r>
+                        <w:rPr>
+                          <w:b/>
+                          <w:sz w:val="20"/>
+                          <w:szCs w:val="20"/>
+                        </w:rPr>
+                        <w:t>{point_13_bond_strength}</w:t>
+                      </w:r>
+                    </w:p>
+                    <w:p>
+                      <w:pPr>
+                        <w:rPr>
+                          <w:sz w:val="20"/>
+                          <w:szCs w:val="20"/>
+                        </w:rPr>
+                      </w:pPr>
+                    </w:p>
+                  </w:txbxContent>
+                </v:textbox>
+              </v:shape>
+            </w:pict>
+          </mc:Fallback>
+        </mc:AlternateContent>
+      </w:r>
     </w:p>
     <w:p>
       <w:pPr>
@@ -2231,6 +2908,256 @@
           <w:sz w:val="20"/>
         </w:rPr>
       </w:pPr>
+      <w:r>
+        <w:rPr>
+          <w:b/>
+          <w:noProof/>
+          <w:sz w:val="19"/>
+        </w:rPr>
+        <mc:AlternateContent>
+          <mc:Choice Requires="wps">
+            <w:drawing>
+              <wp:anchor distT="0" distB="0" distL="114300" distR="114300" simplePos="0" relativeHeight="251666944" behindDoc="0" locked="0" layoutInCell="1" allowOverlap="1" wp14:anchorId="40C88BD8" wp14:editId="7A4BE170">
+                <wp:simplePos x="0" y="0"/>
+                <wp:positionH relativeFrom="column">
+                  <wp:posOffset>-2668954</wp:posOffset>
+                </wp:positionH>
+                <wp:positionV relativeFrom="paragraph">
+                  <wp:posOffset>112346</wp:posOffset>
+                </wp:positionV>
+                <wp:extent cx="410308" cy="246185"/>
+                <wp:effectExtent l="0" t="0" r="27940" b="20955"/>
+                <wp:wrapNone/>
+                <wp:docPr id="1184892292" name="Text Box 23"/>
+                <wp:cNvGraphicFramePr/>
+                <a:graphic xmlns:a="http://schemas.openxmlformats.org/drawingml/2006/main">
+                  <a:graphicData uri="http://schemas.microsoft.com/office/word/2010/wordprocessingShape">
+                    <wps:wsp>
+                      <wps:cNvSpPr txBox="1"/>
+                      <wps:spPr>
+                        <a:xfrm>
+                          <a:off x="0" y="0"/>
+                          <a:ext cx="410308" cy="246185"/>
+                        </a:xfrm>
+                        <a:prstGeom prst="rect">
+                          <a:avLst/>
+                        </a:prstGeom>
+                        <a:solidFill>
+                          <a:schemeClr val="lt1"/>
+                        </a:solidFill>
+                        <a:ln w="6350">
+                          <a:solidFill>
+                            <a:prstClr val="black"/>
+                          </a:solidFill>
+                        </a:ln>
+                      </wps:spPr>
+                      <wps:txbx>
+                        <w:txbxContent>
+                          <w:p>
+                            <w:pPr>
+                              <w:rPr>
+                                <w:sz w:val="20"/>
+                                <w:szCs w:val="20"/>
+                              </w:rPr>
+                            </w:pPr>
+                            <w:r>
+                              <w:rPr>
+                                <w:b/>
+                                <w:sz w:val="20"/>
+                                <w:szCs w:val="20"/>
+                              </w:rPr>
+                              <w:t>{point_12_bond_strength}</w:t>
+                            </w:r>
+                          </w:p>
+                          <w:p>
+                            <w:pPr>
+                              <w:rPr>
+                                <w:sz w:val="20"/>
+                                <w:szCs w:val="20"/>
+                              </w:rPr>
+                            </w:pPr>
+                          </w:p>
+                        </w:txbxContent>
+                      </wps:txbx>
+                      <wps:bodyPr rot="0" spcFirstLastPara="0" vertOverflow="overflow" horzOverflow="overflow" vert="horz" wrap="square" lIns="91440" tIns="45720" rIns="91440" bIns="45720" numCol="1" spcCol="0" rtlCol="0" fromWordArt="0" anchor="t" anchorCtr="0" forceAA="0" compatLnSpc="1">
+                        <a:prstTxWarp prst="textNoShape">
+                          <a:avLst/>
+                        </a:prstTxWarp>
+                        <a:noAutofit/>
+                      </wps:bodyPr>
+                    </wps:wsp>
+                  </a:graphicData>
+                </a:graphic>
+                <wp14:sizeRelH relativeFrom="margin">
+                  <wp14:pctWidth>0</wp14:pctWidth>
+                </wp14:sizeRelH>
+                <wp14:sizeRelV relativeFrom="margin">
+                  <wp14:pctHeight>0</wp14:pctHeight>
+                </wp14:sizeRelV>
+              </wp:anchor>
+            </w:drawing>
+          </mc:Choice>
+          <mc:Fallback>
+            <w:pict>
+              <v:shape w14:anchorId="40C88BD8" id="Text Box 23" o:spid="_x0000_s1038" type="#_x0000_t202" style="position:absolute;margin-left:-210.15pt;margin-top:8.85pt;width:32.3pt;height:19.4pt;z-index:251666944;visibility:visible;mso-wrap-style:square;mso-width-percent:0;mso-height-percent:0;mso-wrap-distance-left:9pt;mso-wrap-distance-top:0;mso-wrap-distance-right:9pt;mso-wrap-distance-bottom:0;mso-position-horizontal:absolute;mso-position-horizontal-relative:text;mso-position-vertical:absolute;mso-position-vertical-relative:text;mso-width-percent:0;mso-height-percent:0;mso-width-relative:margin;mso-height-relative:margin;v-text-anchor:top" o:gfxdata="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" fillcolor="white [3201]" strokeweight=".5pt">
+                <v:textbox>
+                  <w:txbxContent>
+                    <w:p>
+                      <w:pPr>
+                        <w:rPr>
+                          <w:sz w:val="20"/>
+                          <w:szCs w:val="20"/>
+                        </w:rPr>
+                      </w:pPr>
+                      <w:r>
+                        <w:rPr>
+                          <w:b/>
+                          <w:sz w:val="20"/>
+                          <w:szCs w:val="20"/>
+                        </w:rPr>
+                        <w:t>{point_12_bond_strength}</w:t>
+                      </w:r>
+                    </w:p>
+                    <w:p>
+                      <w:pPr>
+                        <w:rPr>
+                          <w:sz w:val="20"/>
+                          <w:szCs w:val="20"/>
+                        </w:rPr>
+                      </w:pPr>
+                    </w:p>
+                  </w:txbxContent>
+                </v:textbox>
+              </v:shape>
+            </w:pict>
+          </mc:Fallback>
+        </mc:AlternateContent>
+      </w:r>
+      <w:r>
+        <w:rPr>
+          <w:b/>
+          <w:noProof/>
+          <w:sz w:val="20"/>
+        </w:rPr>
+        <mc:AlternateContent>
+          <mc:Choice Requires="wps">
+            <w:drawing>
+              <wp:anchor distT="0" distB="0" distL="114300" distR="114300" simplePos="0" relativeHeight="251688448" behindDoc="0" locked="0" layoutInCell="1" allowOverlap="1" wp14:anchorId="1D58831F" wp14:editId="48C310D5">
+                <wp:simplePos x="0" y="0"/>
+                <wp:positionH relativeFrom="column">
+                  <wp:posOffset>-1218223</wp:posOffset>
+                </wp:positionH>
+                <wp:positionV relativeFrom="paragraph">
+                  <wp:posOffset>56663</wp:posOffset>
+                </wp:positionV>
+                <wp:extent cx="410161" cy="275492"/>
+                <wp:effectExtent l="0" t="0" r="28575" b="10795"/>
+                <wp:wrapNone/>
+                <wp:docPr id="2010049267" name="Text Box 19"/>
+                <wp:cNvGraphicFramePr/>
+                <a:graphic xmlns:a="http://schemas.openxmlformats.org/drawingml/2006/main">
+                  <a:graphicData uri="http://schemas.microsoft.com/office/word/2010/wordprocessingShape">
+                    <wps:wsp>
+                      <wps:cNvSpPr txBox="1"/>
+                      <wps:spPr>
+                        <a:xfrm>
+                          <a:off x="0" y="0"/>
+                          <a:ext cx="410161" cy="275492"/>
+                        </a:xfrm>
+                        <a:prstGeom prst="rect">
+                          <a:avLst/>
+                        </a:prstGeom>
+                        <a:solidFill>
+                          <a:schemeClr val="lt1"/>
+                        </a:solidFill>
+                        <a:ln w="6350">
+                          <a:solidFill>
+                            <a:prstClr val="black"/>
+                          </a:solidFill>
+                        </a:ln>
+                      </wps:spPr>
+                      <wps:txbx>
+                        <w:txbxContent>
+                          <w:p>
+                            <w:pPr>
+                              <w:rPr>
+                                <w:sz w:val="20"/>
+                                <w:szCs w:val="20"/>
+                              </w:rPr>
+                            </w:pPr>
+                            <w:r>
+                              <w:rPr>
+                                <w:b/>
+                                <w:sz w:val="20"/>
+                                <w:szCs w:val="20"/>
+                              </w:rPr>
+                              <w:t>{point_5_bond_strength}</w:t>
+                            </w:r>
+                          </w:p>
+                          <w:p>
+                            <w:pPr>
+                              <w:rPr>
+                                <w:sz w:val="20"/>
+                                <w:szCs w:val="20"/>
+                              </w:rPr>
+                            </w:pPr>
+                          </w:p>
+                        </w:txbxContent>
+                      </wps:txbx>
+                      <wps:bodyPr rot="0" spcFirstLastPara="0" vertOverflow="overflow" horzOverflow="overflow" vert="horz" wrap="square" lIns="91440" tIns="45720" rIns="91440" bIns="45720" numCol="1" spcCol="0" rtlCol="0" fromWordArt="0" anchor="t" anchorCtr="0" forceAA="0" compatLnSpc="1">
+                        <a:prstTxWarp prst="textNoShape">
+                          <a:avLst/>
+                        </a:prstTxWarp>
+                        <a:noAutofit/>
+                      </wps:bodyPr>
+                    </wps:wsp>
+                  </a:graphicData>
+                </a:graphic>
+                <wp14:sizeRelH relativeFrom="margin">
+                  <wp14:pctWidth>0</wp14:pctWidth>
+                </wp14:sizeRelH>
+                <wp14:sizeRelV relativeFrom="margin">
+                  <wp14:pctHeight>0</wp14:pctHeight>
+                </wp14:sizeRelV>
+              </wp:anchor>
+            </w:drawing>
+          </mc:Choice>
+          <mc:Fallback>
+            <w:pict>
+              <v:shape w14:anchorId="1D58831F" id="Text Box 19" o:spid="_x0000_s1039" type="#_x0000_t202" style="position:absolute;margin-left:-95.9pt;margin-top:4.45pt;width:32.3pt;height:21.7pt;z-index:251688448;visibility:visible;mso-wrap-style:square;mso-width-percent:0;mso-height-percent:0;mso-wrap-distance-left:9pt;mso-wrap-distance-top:0;mso-wrap-distance-right:9pt;mso-wrap-distance-bottom:0;mso-position-horizontal:absolute;mso-position-horizontal-relative:text;mso-position-vertical:absolute;mso-position-vertical-relative:text;mso-width-percent:0;mso-height-percent:0;mso-width-relative:margin;mso-height-relative:margin;v-text-anchor:top" o:gfxdata="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" fillcolor="white [3201]" strokeweight=".5pt">
+                <v:textbox>
+                  <w:txbxContent>
+                    <w:p>
+                      <w:pPr>
+                        <w:rPr>
+                          <w:sz w:val="20"/>
+                          <w:szCs w:val="20"/>
+                        </w:rPr>
+                      </w:pPr>
+                      <w:r>
+                        <w:rPr>
+                          <w:b/>
+                          <w:sz w:val="20"/>
+                          <w:szCs w:val="20"/>
+                        </w:rPr>
+                        <w:t>{point_5_bond_strength}</w:t>
+                      </w:r>
+                    </w:p>
+                    <w:p>
+                      <w:pPr>
+                        <w:rPr>
+                          <w:sz w:val="20"/>
+                          <w:szCs w:val="20"/>
+                        </w:rPr>
+                      </w:pPr>
+                    </w:p>
+                  </w:txbxContent>
+                </v:textbox>
+              </v:shape>
+            </w:pict>
+          </mc:Fallback>
+        </mc:AlternateContent>
+      </w:r>
     </w:p>
     <w:p>
       <w:pPr>
@@ -2249,16 +3176,16 @@
         <mc:AlternateContent>
           <mc:Choice Requires="wps">
             <w:drawing>
-              <wp:anchor distT="45720" distB="45720" distL="114300" distR="114300" simplePos="0" relativeHeight="251664384" behindDoc="0" locked="0" layoutInCell="1" allowOverlap="1" wp14:anchorId="7B7237F6" wp14:editId="5098B6D0">
+              <wp:anchor distT="45720" distB="45720" distL="114300" distR="114300" simplePos="0" relativeHeight="251629056" behindDoc="0" locked="0" layoutInCell="1" allowOverlap="1" wp14:anchorId="7B7237F6" wp14:editId="6B18262C">
                 <wp:simplePos x="0" y="0"/>
                 <wp:positionH relativeFrom="column">
-                  <wp:posOffset>326390</wp:posOffset>
+                  <wp:posOffset>1435417</wp:posOffset>
                 </wp:positionH>
                 <wp:positionV relativeFrom="paragraph">
-                  <wp:posOffset>5080</wp:posOffset>
+                  <wp:posOffset>2540</wp:posOffset>
                 </wp:positionV>
-                <wp:extent cx="1535430" cy="1130935"/>
-                <wp:effectExtent l="0" t="0" r="26670" b="12065"/>
+                <wp:extent cx="1376045" cy="1130935"/>
+                <wp:effectExtent l="0" t="0" r="14605" b="12065"/>
                 <wp:wrapSquare wrapText="bothSides"/>
                 <wp:docPr id="47305285" name="Text Box 2"/>
                 <wp:cNvGraphicFramePr>
@@ -2273,7 +3200,7 @@
                       <wps:spPr bwMode="auto">
                         <a:xfrm>
                           <a:off x="0" y="0"/>
-                          <a:ext cx="1535430" cy="1130935"/>
+                          <a:ext cx="1376045" cy="1130935"/>
                         </a:xfrm>
                         <a:prstGeom prst="rect">
                           <a:avLst/>
@@ -2322,7 +3249,7 @@
           </mc:Choice>
           <mc:Fallback>
             <w:pict>
-              <v:shape w14:anchorId="7B7237F6" id="_x0000_s1029" type="#_x0000_t202" style="position:absolute;margin-left:25.7pt;margin-top:.4pt;width:120.9pt;height:89.05pt;z-index:251664384;visibility:visible;mso-wrap-style:square;mso-width-percent:0;mso-height-percent:0;mso-wrap-distance-left:9pt;mso-wrap-distance-top:3.6pt;mso-wrap-distance-right:9pt;mso-wrap-distance-bottom:3.6pt;mso-position-horizontal:absolute;mso-position-horizontal-relative:text;mso-position-vertical:absolute;mso-position-vertical-relative:text;mso-width-percent:0;mso-height-percent:0;mso-width-relative:margin;mso-height-relative:margin;v-text-anchor:top" o:gfxdata="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">
+              <v:shape w14:anchorId="7B7237F6" id="_x0000_s1040" type="#_x0000_t202" style="position:absolute;margin-left:113pt;margin-top:.2pt;width:108.35pt;height:89.05pt;z-index:251629056;visibility:visible;mso-wrap-style:square;mso-width-percent:0;mso-height-percent:0;mso-wrap-distance-left:9pt;mso-wrap-distance-top:3.6pt;mso-wrap-distance-right:9pt;mso-wrap-distance-bottom:3.6pt;mso-position-horizontal:absolute;mso-position-horizontal-relative:text;mso-position-vertical:absolute;mso-position-vertical-relative:text;mso-width-percent:0;mso-height-percent:0;mso-width-relative:margin;mso-height-relative:margin;v-text-anchor:top" o:gfxdata="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">
                 <v:textbox>
                   <w:txbxContent>
                     <w:p>
@@ -2362,6 +3289,256 @@
           <w:sz w:val="20"/>
         </w:rPr>
       </w:pPr>
+      <w:r>
+        <w:rPr>
+          <w:b/>
+          <w:noProof/>
+          <w:sz w:val="20"/>
+        </w:rPr>
+        <mc:AlternateContent>
+          <mc:Choice Requires="wps">
+            <w:drawing>
+              <wp:anchor distT="0" distB="0" distL="114300" distR="114300" simplePos="0" relativeHeight="251652608" behindDoc="0" locked="0" layoutInCell="1" allowOverlap="1" wp14:anchorId="4A36925F" wp14:editId="614BC888">
+                <wp:simplePos x="0" y="0"/>
+                <wp:positionH relativeFrom="column">
+                  <wp:posOffset>5056651</wp:posOffset>
+                </wp:positionH>
+                <wp:positionV relativeFrom="paragraph">
+                  <wp:posOffset>3859</wp:posOffset>
+                </wp:positionV>
+                <wp:extent cx="401515" cy="260350"/>
+                <wp:effectExtent l="0" t="0" r="17780" b="25400"/>
+                <wp:wrapNone/>
+                <wp:docPr id="979910204" name="Text Box 21"/>
+                <wp:cNvGraphicFramePr/>
+                <a:graphic xmlns:a="http://schemas.openxmlformats.org/drawingml/2006/main">
+                  <a:graphicData uri="http://schemas.microsoft.com/office/word/2010/wordprocessingShape">
+                    <wps:wsp>
+                      <wps:cNvSpPr txBox="1"/>
+                      <wps:spPr>
+                        <a:xfrm>
+                          <a:off x="0" y="0"/>
+                          <a:ext cx="401515" cy="260350"/>
+                        </a:xfrm>
+                        <a:prstGeom prst="rect">
+                          <a:avLst/>
+                        </a:prstGeom>
+                        <a:solidFill>
+                          <a:schemeClr val="lt1"/>
+                        </a:solidFill>
+                        <a:ln w="6350">
+                          <a:solidFill>
+                            <a:prstClr val="black"/>
+                          </a:solidFill>
+                        </a:ln>
+                      </wps:spPr>
+                      <wps:txbx>
+                        <w:txbxContent>
+                          <w:p>
+                            <w:pPr>
+                              <w:rPr>
+                                <w:sz w:val="20"/>
+                                <w:szCs w:val="20"/>
+                              </w:rPr>
+                            </w:pPr>
+                            <w:r>
+                              <w:rPr>
+                                <w:b/>
+                                <w:sz w:val="20"/>
+                                <w:szCs w:val="20"/>
+                              </w:rPr>
+                              <w:t>{point_6_bond_strength}</w:t>
+                            </w:r>
+                          </w:p>
+                          <w:p>
+                            <w:pPr>
+                              <w:rPr>
+                                <w:sz w:val="20"/>
+                                <w:szCs w:val="20"/>
+                              </w:rPr>
+                            </w:pPr>
+                          </w:p>
+                        </w:txbxContent>
+                      </wps:txbx>
+                      <wps:bodyPr rot="0" spcFirstLastPara="0" vertOverflow="overflow" horzOverflow="overflow" vert="horz" wrap="square" lIns="91440" tIns="45720" rIns="91440" bIns="45720" numCol="1" spcCol="0" rtlCol="0" fromWordArt="0" anchor="t" anchorCtr="0" forceAA="0" compatLnSpc="1">
+                        <a:prstTxWarp prst="textNoShape">
+                          <a:avLst/>
+                        </a:prstTxWarp>
+                        <a:noAutofit/>
+                      </wps:bodyPr>
+                    </wps:wsp>
+                  </a:graphicData>
+                </a:graphic>
+                <wp14:sizeRelH relativeFrom="margin">
+                  <wp14:pctWidth>0</wp14:pctWidth>
+                </wp14:sizeRelH>
+                <wp14:sizeRelV relativeFrom="margin">
+                  <wp14:pctHeight>0</wp14:pctHeight>
+                </wp14:sizeRelV>
+              </wp:anchor>
+            </w:drawing>
+          </mc:Choice>
+          <mc:Fallback>
+            <w:pict>
+              <v:shape w14:anchorId="4A36925F" id="Text Box 21" o:spid="_x0000_s1041" type="#_x0000_t202" style="position:absolute;margin-left:398.15pt;margin-top:.3pt;width:31.6pt;height:20.5pt;z-index:251652608;visibility:visible;mso-wrap-style:square;mso-width-percent:0;mso-height-percent:0;mso-wrap-distance-left:9pt;mso-wrap-distance-top:0;mso-wrap-distance-right:9pt;mso-wrap-distance-bottom:0;mso-position-horizontal:absolute;mso-position-horizontal-relative:text;mso-position-vertical:absolute;mso-position-vertical-relative:text;mso-width-percent:0;mso-height-percent:0;mso-width-relative:margin;mso-height-relative:margin;v-text-anchor:top" o:gfxdata="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" fillcolor="white [3201]" strokeweight=".5pt">
+                <v:textbox>
+                  <w:txbxContent>
+                    <w:p>
+                      <w:pPr>
+                        <w:rPr>
+                          <w:sz w:val="20"/>
+                          <w:szCs w:val="20"/>
+                        </w:rPr>
+                      </w:pPr>
+                      <w:r>
+                        <w:rPr>
+                          <w:b/>
+                          <w:sz w:val="20"/>
+                          <w:szCs w:val="20"/>
+                        </w:rPr>
+                        <w:t>{point_6_bond_strength}</w:t>
+                      </w:r>
+                    </w:p>
+                    <w:p>
+                      <w:pPr>
+                        <w:rPr>
+                          <w:sz w:val="20"/>
+                          <w:szCs w:val="20"/>
+                        </w:rPr>
+                      </w:pPr>
+                    </w:p>
+                  </w:txbxContent>
+                </v:textbox>
+              </v:shape>
+            </w:pict>
+          </mc:Fallback>
+        </mc:AlternateContent>
+      </w:r>
+      <w:r>
+        <w:rPr>
+          <w:b/>
+          <w:noProof/>
+          <w:sz w:val="19"/>
+        </w:rPr>
+        <mc:AlternateContent>
+          <mc:Choice Requires="wps">
+            <w:drawing>
+              <wp:anchor distT="0" distB="0" distL="114300" distR="114300" simplePos="0" relativeHeight="251677184" behindDoc="0" locked="0" layoutInCell="1" allowOverlap="1" wp14:anchorId="0D6C9D06" wp14:editId="1B10087F">
+                <wp:simplePos x="0" y="0"/>
+                <wp:positionH relativeFrom="column">
+                  <wp:posOffset>4511527</wp:posOffset>
+                </wp:positionH>
+                <wp:positionV relativeFrom="paragraph">
+                  <wp:posOffset>3859</wp:posOffset>
+                </wp:positionV>
+                <wp:extent cx="409575" cy="260838"/>
+                <wp:effectExtent l="0" t="0" r="28575" b="25400"/>
+                <wp:wrapNone/>
+                <wp:docPr id="756595150" name="Text Box 24"/>
+                <wp:cNvGraphicFramePr/>
+                <a:graphic xmlns:a="http://schemas.openxmlformats.org/drawingml/2006/main">
+                  <a:graphicData uri="http://schemas.microsoft.com/office/word/2010/wordprocessingShape">
+                    <wps:wsp>
+                      <wps:cNvSpPr txBox="1"/>
+                      <wps:spPr>
+                        <a:xfrm>
+                          <a:off x="0" y="0"/>
+                          <a:ext cx="409575" cy="260838"/>
+                        </a:xfrm>
+                        <a:prstGeom prst="rect">
+                          <a:avLst/>
+                        </a:prstGeom>
+                        <a:solidFill>
+                          <a:schemeClr val="lt1"/>
+                        </a:solidFill>
+                        <a:ln w="6350">
+                          <a:solidFill>
+                            <a:prstClr val="black"/>
+                          </a:solidFill>
+                        </a:ln>
+                      </wps:spPr>
+                      <wps:txbx>
+                        <w:txbxContent>
+                          <w:p>
+                            <w:pPr>
+                              <w:rPr>
+                                <w:sz w:val="20"/>
+                                <w:szCs w:val="20"/>
+                              </w:rPr>
+                            </w:pPr>
+                            <w:r>
+                              <w:rPr>
+                                <w:b/>
+                                <w:sz w:val="20"/>
+                                <w:szCs w:val="20"/>
+                              </w:rPr>
+                              <w:t>{point_11_bond_strength}</w:t>
+                            </w:r>
+                          </w:p>
+                          <w:p>
+                            <w:pPr>
+                              <w:rPr>
+                                <w:sz w:val="20"/>
+                                <w:szCs w:val="20"/>
+                              </w:rPr>
+                            </w:pPr>
+                          </w:p>
+                        </w:txbxContent>
+                      </wps:txbx>
+                      <wps:bodyPr rot="0" spcFirstLastPara="0" vertOverflow="overflow" horzOverflow="overflow" vert="horz" wrap="square" lIns="91440" tIns="45720" rIns="91440" bIns="45720" numCol="1" spcCol="0" rtlCol="0" fromWordArt="0" anchor="t" anchorCtr="0" forceAA="0" compatLnSpc="1">
+                        <a:prstTxWarp prst="textNoShape">
+                          <a:avLst/>
+                        </a:prstTxWarp>
+                        <a:noAutofit/>
+                      </wps:bodyPr>
+                    </wps:wsp>
+                  </a:graphicData>
+                </a:graphic>
+                <wp14:sizeRelH relativeFrom="margin">
+                  <wp14:pctWidth>0</wp14:pctWidth>
+                </wp14:sizeRelH>
+                <wp14:sizeRelV relativeFrom="margin">
+                  <wp14:pctHeight>0</wp14:pctHeight>
+                </wp14:sizeRelV>
+              </wp:anchor>
+            </w:drawing>
+          </mc:Choice>
+          <mc:Fallback>
+            <w:pict>
+              <v:shape w14:anchorId="0D6C9D06" id="Text Box 24" o:spid="_x0000_s1042" type="#_x0000_t202" style="position:absolute;margin-left:355.25pt;margin-top:.3pt;width:32.25pt;height:20.55pt;z-index:251677184;visibility:visible;mso-wrap-style:square;mso-width-percent:0;mso-height-percent:0;mso-wrap-distance-left:9pt;mso-wrap-distance-top:0;mso-wrap-distance-right:9pt;mso-wrap-distance-bottom:0;mso-position-horizontal:absolute;mso-position-horizontal-relative:text;mso-position-vertical:absolute;mso-position-vertical-relative:text;mso-width-percent:0;mso-height-percent:0;mso-width-relative:margin;mso-height-relative:margin;v-text-anchor:top" o:gfxdata="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" fillcolor="white [3201]" strokeweight=".5pt">
+                <v:textbox>
+                  <w:txbxContent>
+                    <w:p>
+                      <w:pPr>
+                        <w:rPr>
+                          <w:sz w:val="20"/>
+                          <w:szCs w:val="20"/>
+                        </w:rPr>
+                      </w:pPr>
+                      <w:r>
+                        <w:rPr>
+                          <w:b/>
+                          <w:sz w:val="20"/>
+                          <w:szCs w:val="20"/>
+                        </w:rPr>
+                        <w:t>{point_11_bond_strength}</w:t>
+                      </w:r>
+                    </w:p>
+                    <w:p>
+                      <w:pPr>
+                        <w:rPr>
+                          <w:sz w:val="20"/>
+                          <w:szCs w:val="20"/>
+                        </w:rPr>
+                      </w:pPr>
+                    </w:p>
+                  </w:txbxContent>
+                </v:textbox>
+              </v:shape>
+            </w:pict>
+          </mc:Fallback>
+        </mc:AlternateContent>
+      </w:r>
     </w:p>
     <w:p>
       <w:pPr>
@@ -2380,6 +3557,256 @@
           <w:sz w:val="20"/>
         </w:rPr>
       </w:pPr>
+      <w:r>
+        <w:rPr>
+          <w:b/>
+          <w:noProof/>
+          <w:sz w:val="20"/>
+        </w:rPr>
+        <mc:AlternateContent>
+          <mc:Choice Requires="wps">
+            <w:drawing>
+              <wp:anchor distT="0" distB="0" distL="114300" distR="114300" simplePos="0" relativeHeight="251640320" behindDoc="0" locked="0" layoutInCell="1" allowOverlap="1" wp14:anchorId="160CE662" wp14:editId="26E1FF36">
+                <wp:simplePos x="0" y="0"/>
+                <wp:positionH relativeFrom="column">
+                  <wp:posOffset>5062512</wp:posOffset>
+                </wp:positionH>
+                <wp:positionV relativeFrom="paragraph">
+                  <wp:posOffset>2295</wp:posOffset>
+                </wp:positionV>
+                <wp:extent cx="395459" cy="269631"/>
+                <wp:effectExtent l="0" t="0" r="24130" b="16510"/>
+                <wp:wrapNone/>
+                <wp:docPr id="1948313449" name="Text Box 16"/>
+                <wp:cNvGraphicFramePr/>
+                <a:graphic xmlns:a="http://schemas.openxmlformats.org/drawingml/2006/main">
+                  <a:graphicData uri="http://schemas.microsoft.com/office/word/2010/wordprocessingShape">
+                    <wps:wsp>
+                      <wps:cNvSpPr txBox="1"/>
+                      <wps:spPr>
+                        <a:xfrm>
+                          <a:off x="0" y="0"/>
+                          <a:ext cx="395459" cy="269631"/>
+                        </a:xfrm>
+                        <a:prstGeom prst="rect">
+                          <a:avLst/>
+                        </a:prstGeom>
+                        <a:solidFill>
+                          <a:schemeClr val="lt1"/>
+                        </a:solidFill>
+                        <a:ln w="6350">
+                          <a:solidFill>
+                            <a:prstClr val="black"/>
+                          </a:solidFill>
+                        </a:ln>
+                      </wps:spPr>
+                      <wps:txbx>
+                        <w:txbxContent>
+                          <w:p>
+                            <w:pPr>
+                              <w:rPr>
+                                <w:sz w:val="20"/>
+                                <w:szCs w:val="20"/>
+                              </w:rPr>
+                            </w:pPr>
+                            <w:r>
+                              <w:rPr>
+                                <w:b/>
+                                <w:sz w:val="20"/>
+                                <w:szCs w:val="20"/>
+                              </w:rPr>
+                              <w:t>{point_7_bond_strength}</w:t>
+                            </w:r>
+                          </w:p>
+                          <w:p>
+                            <w:pPr>
+                              <w:rPr>
+                                <w:sz w:val="20"/>
+                                <w:szCs w:val="20"/>
+                              </w:rPr>
+                            </w:pPr>
+                          </w:p>
+                        </w:txbxContent>
+                      </wps:txbx>
+                      <wps:bodyPr rot="0" spcFirstLastPara="0" vertOverflow="overflow" horzOverflow="overflow" vert="horz" wrap="square" lIns="91440" tIns="45720" rIns="91440" bIns="45720" numCol="1" spcCol="0" rtlCol="0" fromWordArt="0" anchor="t" anchorCtr="0" forceAA="0" compatLnSpc="1">
+                        <a:prstTxWarp prst="textNoShape">
+                          <a:avLst/>
+                        </a:prstTxWarp>
+                        <a:noAutofit/>
+                      </wps:bodyPr>
+                    </wps:wsp>
+                  </a:graphicData>
+                </a:graphic>
+                <wp14:sizeRelH relativeFrom="margin">
+                  <wp14:pctWidth>0</wp14:pctWidth>
+                </wp14:sizeRelH>
+                <wp14:sizeRelV relativeFrom="margin">
+                  <wp14:pctHeight>0</wp14:pctHeight>
+                </wp14:sizeRelV>
+              </wp:anchor>
+            </w:drawing>
+          </mc:Choice>
+          <mc:Fallback>
+            <w:pict>
+              <v:shape w14:anchorId="160CE662" id="Text Box 16" o:spid="_x0000_s1043" type="#_x0000_t202" style="position:absolute;margin-left:398.6pt;margin-top:.2pt;width:31.15pt;height:21.25pt;z-index:251640320;visibility:visible;mso-wrap-style:square;mso-width-percent:0;mso-height-percent:0;mso-wrap-distance-left:9pt;mso-wrap-distance-top:0;mso-wrap-distance-right:9pt;mso-wrap-distance-bottom:0;mso-position-horizontal:absolute;mso-position-horizontal-relative:text;mso-position-vertical:absolute;mso-position-vertical-relative:text;mso-width-percent:0;mso-height-percent:0;mso-width-relative:margin;mso-height-relative:margin;v-text-anchor:top" o:gfxdata="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" fillcolor="white [3201]" strokeweight=".5pt">
+                <v:textbox>
+                  <w:txbxContent>
+                    <w:p>
+                      <w:pPr>
+                        <w:rPr>
+                          <w:sz w:val="20"/>
+                          <w:szCs w:val="20"/>
+                        </w:rPr>
+                      </w:pPr>
+                      <w:r>
+                        <w:rPr>
+                          <w:b/>
+                          <w:sz w:val="20"/>
+                          <w:szCs w:val="20"/>
+                        </w:rPr>
+                        <w:t>{point_7_bond_strength}</w:t>
+                      </w:r>
+                    </w:p>
+                    <w:p>
+                      <w:pPr>
+                        <w:rPr>
+                          <w:sz w:val="20"/>
+                          <w:szCs w:val="20"/>
+                        </w:rPr>
+                      </w:pPr>
+                    </w:p>
+                  </w:txbxContent>
+                </v:textbox>
+              </v:shape>
+            </w:pict>
+          </mc:Fallback>
+        </mc:AlternateContent>
+      </w:r>
+      <w:r>
+        <w:rPr>
+          <w:b/>
+          <w:noProof/>
+          <w:sz w:val="20"/>
+        </w:rPr>
+        <mc:AlternateContent>
+          <mc:Choice Requires="wps">
+            <w:drawing>
+              <wp:anchor distT="0" distB="0" distL="114300" distR="114300" simplePos="0" relativeHeight="251660800" behindDoc="0" locked="0" layoutInCell="1" allowOverlap="1" wp14:anchorId="2B52C8AC" wp14:editId="66F0245C">
+                <wp:simplePos x="0" y="0"/>
+                <wp:positionH relativeFrom="column">
+                  <wp:posOffset>4517390</wp:posOffset>
+                </wp:positionH>
+                <wp:positionV relativeFrom="paragraph">
+                  <wp:posOffset>2296</wp:posOffset>
+                </wp:positionV>
+                <wp:extent cx="413238" cy="260838"/>
+                <wp:effectExtent l="0" t="0" r="25400" b="25400"/>
+                <wp:wrapNone/>
+                <wp:docPr id="1496058442" name="Text Box 22"/>
+                <wp:cNvGraphicFramePr/>
+                <a:graphic xmlns:a="http://schemas.openxmlformats.org/drawingml/2006/main">
+                  <a:graphicData uri="http://schemas.microsoft.com/office/word/2010/wordprocessingShape">
+                    <wps:wsp>
+                      <wps:cNvSpPr txBox="1"/>
+                      <wps:spPr>
+                        <a:xfrm>
+                          <a:off x="0" y="0"/>
+                          <a:ext cx="413238" cy="260838"/>
+                        </a:xfrm>
+                        <a:prstGeom prst="rect">
+                          <a:avLst/>
+                        </a:prstGeom>
+                        <a:solidFill>
+                          <a:schemeClr val="lt1"/>
+                        </a:solidFill>
+                        <a:ln w="6350">
+                          <a:solidFill>
+                            <a:prstClr val="black"/>
+                          </a:solidFill>
+                        </a:ln>
+                      </wps:spPr>
+                      <wps:txbx>
+                        <w:txbxContent>
+                          <w:p>
+                            <w:pPr>
+                              <w:rPr>
+                                <w:sz w:val="20"/>
+                                <w:szCs w:val="20"/>
+                              </w:rPr>
+                            </w:pPr>
+                            <w:r>
+                              <w:rPr>
+                                <w:b/>
+                                <w:sz w:val="20"/>
+                                <w:szCs w:val="20"/>
+                              </w:rPr>
+                              <w:t>{point_10_bond_strength}</w:t>
+                            </w:r>
+                          </w:p>
+                          <w:p>
+                            <w:pPr>
+                              <w:rPr>
+                                <w:sz w:val="20"/>
+                                <w:szCs w:val="20"/>
+                              </w:rPr>
+                            </w:pPr>
+                          </w:p>
+                        </w:txbxContent>
+                      </wps:txbx>
+                      <wps:bodyPr rot="0" spcFirstLastPara="0" vertOverflow="overflow" horzOverflow="overflow" vert="horz" wrap="square" lIns="91440" tIns="45720" rIns="91440" bIns="45720" numCol="1" spcCol="0" rtlCol="0" fromWordArt="0" anchor="t" anchorCtr="0" forceAA="0" compatLnSpc="1">
+                        <a:prstTxWarp prst="textNoShape">
+                          <a:avLst/>
+                        </a:prstTxWarp>
+                        <a:noAutofit/>
+                      </wps:bodyPr>
+                    </wps:wsp>
+                  </a:graphicData>
+                </a:graphic>
+                <wp14:sizeRelH relativeFrom="margin">
+                  <wp14:pctWidth>0</wp14:pctWidth>
+                </wp14:sizeRelH>
+                <wp14:sizeRelV relativeFrom="margin">
+                  <wp14:pctHeight>0</wp14:pctHeight>
+                </wp14:sizeRelV>
+              </wp:anchor>
+            </w:drawing>
+          </mc:Choice>
+          <mc:Fallback>
+            <w:pict>
+              <v:shape w14:anchorId="2B52C8AC" id="Text Box 22" o:spid="_x0000_s1044" type="#_x0000_t202" style="position:absolute;margin-left:355.7pt;margin-top:.2pt;width:32.55pt;height:20.55pt;z-index:251660800;visibility:visible;mso-wrap-style:square;mso-width-percent:0;mso-height-percent:0;mso-wrap-distance-left:9pt;mso-wrap-distance-top:0;mso-wrap-distance-right:9pt;mso-wrap-distance-bottom:0;mso-position-horizontal:absolute;mso-position-horizontal-relative:text;mso-position-vertical:absolute;mso-position-vertical-relative:text;mso-width-percent:0;mso-height-percent:0;mso-width-relative:margin;mso-height-relative:margin;v-text-anchor:top" o:gfxdata="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" fillcolor="white [3201]" strokeweight=".5pt">
+                <v:textbox>
+                  <w:txbxContent>
+                    <w:p>
+                      <w:pPr>
+                        <w:rPr>
+                          <w:sz w:val="20"/>
+                          <w:szCs w:val="20"/>
+                        </w:rPr>
+                      </w:pPr>
+                      <w:r>
+                        <w:rPr>
+                          <w:b/>
+                          <w:sz w:val="20"/>
+                          <w:szCs w:val="20"/>
+                        </w:rPr>
+                        <w:t>{point_10_bond_strength}</w:t>
+                      </w:r>
+                    </w:p>
+                    <w:p>
+                      <w:pPr>
+                        <w:rPr>
+                          <w:sz w:val="20"/>
+                          <w:szCs w:val="20"/>
+                        </w:rPr>
+                      </w:pPr>
+                    </w:p>
+                  </w:txbxContent>
+                </v:textbox>
+              </v:shape>
+            </w:pict>
+          </mc:Fallback>
+        </mc:AlternateContent>
+      </w:r>
     </w:p>
     <w:p>
       <w:pPr>
@@ -2389,6 +3816,163 @@
           <w:sz w:val="20"/>
         </w:rPr>
       </w:pPr>
+      <w:r>
+        <w:rPr>
+          <w:b/>
+          <w:noProof/>
+          <w:sz w:val="20"/>
+        </w:rPr>
+        <mc:AlternateContent>
+          <mc:Choice Requires="wps">
+            <w:drawing>
+              <wp:anchor distT="0" distB="0" distL="114300" distR="114300" simplePos="0" relativeHeight="251644416" behindDoc="0" locked="0" layoutInCell="1" allowOverlap="1" wp14:anchorId="7B8310C4" wp14:editId="161B522E">
+                <wp:simplePos x="0" y="0"/>
+                <wp:positionH relativeFrom="column">
+                  <wp:posOffset>4039235</wp:posOffset>
+                </wp:positionH>
+                <wp:positionV relativeFrom="paragraph">
+                  <wp:posOffset>144145</wp:posOffset>
+                </wp:positionV>
+                <wp:extent cx="395605" cy="245745"/>
+                <wp:effectExtent l="0" t="0" r="23495" b="20955"/>
+                <wp:wrapNone/>
+                <wp:docPr id="512529496" name="Text Box 20"/>
+                <wp:cNvGraphicFramePr/>
+                <a:graphic xmlns:a="http://schemas.openxmlformats.org/drawingml/2006/main">
+                  <a:graphicData uri="http://schemas.microsoft.com/office/word/2010/wordprocessingShape">
+                    <wps:wsp>
+                      <wps:cNvSpPr txBox="1"/>
+                      <wps:spPr>
+                        <a:xfrm>
+                          <a:off x="0" y="0"/>
+                          <a:ext cx="395605" cy="245745"/>
+                        </a:xfrm>
+                        <a:prstGeom prst="rect">
+                          <a:avLst/>
+                        </a:prstGeom>
+                        <a:solidFill>
+                          <a:schemeClr val="lt1"/>
+                        </a:solidFill>
+                        <a:ln w="6350">
+                          <a:solidFill>
+                            <a:prstClr val="black"/>
+                          </a:solidFill>
+                        </a:ln>
+                      </wps:spPr>
+                      <wps:txbx>
+                        <w:txbxContent>
+                          <w:p>
+                            <w:pPr>
+                              <w:rPr>
+                                <w:sz w:val="20"/>
+                                <w:szCs w:val="20"/>
+                              </w:rPr>
+                            </w:pPr>
+                            <w:r>
+                              <w:rPr>
+                                <w:b/>
+                                <w:sz w:val="20"/>
+                                <w:szCs w:val="20"/>
+                              </w:rPr>
+                              <w:t>{point_</w:t>
+                            </w:r>
+                            <w:r>
+                              <w:rPr>
+                                <w:b/>
+                                <w:sz w:val="20"/>
+                                <w:szCs w:val="20"/>
+                              </w:rPr>
+                              <w:t>9</w:t>
+                            </w:r>
+                            <w:r>
+                              <w:rPr>
+                                <w:b/>
+                                <w:sz w:val="20"/>
+                                <w:szCs w:val="20"/>
+                              </w:rPr>
+                              <w:t>_bond_strength}</w:t>
+                            </w:r>
+                          </w:p>
+                          <w:p>
+                            <w:pPr>
+                              <w:rPr>
+                                <w:sz w:val="20"/>
+                                <w:szCs w:val="20"/>
+                              </w:rPr>
+                            </w:pPr>
+                          </w:p>
+                        </w:txbxContent>
+                      </wps:txbx>
+                      <wps:bodyPr rot="0" spcFirstLastPara="0" vertOverflow="overflow" horzOverflow="overflow" vert="horz" wrap="square" lIns="91440" tIns="45720" rIns="91440" bIns="45720" numCol="1" spcCol="0" rtlCol="0" fromWordArt="0" anchor="t" anchorCtr="0" forceAA="0" compatLnSpc="1">
+                        <a:prstTxWarp prst="textNoShape">
+                          <a:avLst/>
+                        </a:prstTxWarp>
+                        <a:noAutofit/>
+                      </wps:bodyPr>
+                    </wps:wsp>
+                  </a:graphicData>
+                </a:graphic>
+                <wp14:sizeRelH relativeFrom="margin">
+                  <wp14:pctWidth>0</wp14:pctWidth>
+                </wp14:sizeRelH>
+                <wp14:sizeRelV relativeFrom="margin">
+                  <wp14:pctHeight>0</wp14:pctHeight>
+                </wp14:sizeRelV>
+              </wp:anchor>
+            </w:drawing>
+          </mc:Choice>
+          <mc:Fallback>
+            <w:pict>
+              <v:shape w14:anchorId="7B8310C4" id="Text Box 20" o:spid="_x0000_s1045" type="#_x0000_t202" style="position:absolute;margin-left:318.05pt;margin-top:11.35pt;width:31.15pt;height:19.35pt;z-index:251644416;visibility:visible;mso-wrap-style:square;mso-width-percent:0;mso-height-percent:0;mso-wrap-distance-left:9pt;mso-wrap-distance-top:0;mso-wrap-distance-right:9pt;mso-wrap-distance-bottom:0;mso-position-horizontal:absolute;mso-position-horizontal-relative:text;mso-position-vertical:absolute;mso-position-vertical-relative:text;mso-width-percent:0;mso-height-percent:0;mso-width-relative:margin;mso-height-relative:margin;v-text-anchor:top" o:gfxdata="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" fillcolor="white [3201]" strokeweight=".5pt">
+                <v:textbox>
+                  <w:txbxContent>
+                    <w:p>
+                      <w:pPr>
+                        <w:rPr>
+                          <w:sz w:val="20"/>
+                          <w:szCs w:val="20"/>
+                        </w:rPr>
+                      </w:pPr>
+                      <w:r>
+                        <w:rPr>
+                          <w:b/>
+                          <w:sz w:val="20"/>
+                          <w:szCs w:val="20"/>
+                        </w:rPr>
+                        <w:t>{point_</w:t>
+                      </w:r>
+                      <w:r>
+                        <w:rPr>
+                          <w:b/>
+                          <w:sz w:val="20"/>
+                          <w:szCs w:val="20"/>
+                        </w:rPr>
+                        <w:t>9</w:t>
+                      </w:r>
+                      <w:r>
+                        <w:rPr>
+                          <w:b/>
+                          <w:sz w:val="20"/>
+                          <w:szCs w:val="20"/>
+                        </w:rPr>
+                        <w:t>_bond_strength}</w:t>
+                      </w:r>
+                    </w:p>
+                    <w:p>
+                      <w:pPr>
+                        <w:rPr>
+                          <w:sz w:val="20"/>
+                          <w:szCs w:val="20"/>
+                        </w:rPr>
+                      </w:pPr>
+                    </w:p>
+                  </w:txbxContent>
+                </v:textbox>
+              </v:shape>
+            </w:pict>
+          </mc:Fallback>
+        </mc:AlternateContent>
+      </w:r>
     </w:p>
     <w:p>
       <w:pPr>
@@ -2398,6 +3982,131 @@
           <w:sz w:val="20"/>
         </w:rPr>
       </w:pPr>
+      <w:r>
+        <w:rPr>
+          <w:b/>
+          <w:noProof/>
+          <w:sz w:val="20"/>
+        </w:rPr>
+        <mc:AlternateContent>
+          <mc:Choice Requires="wps">
+            <w:drawing>
+              <wp:anchor distT="0" distB="0" distL="114300" distR="114300" simplePos="0" relativeHeight="251722240" behindDoc="0" locked="0" layoutInCell="1" allowOverlap="1" wp14:anchorId="0A5E2080" wp14:editId="5F28034D">
+                <wp:simplePos x="0" y="0"/>
+                <wp:positionH relativeFrom="column">
+                  <wp:posOffset>5499198</wp:posOffset>
+                </wp:positionH>
+                <wp:positionV relativeFrom="paragraph">
+                  <wp:posOffset>3029</wp:posOffset>
+                </wp:positionV>
+                <wp:extent cx="398584" cy="249116"/>
+                <wp:effectExtent l="0" t="0" r="20955" b="17780"/>
+                <wp:wrapNone/>
+                <wp:docPr id="1503129329" name="Text Box 18"/>
+                <wp:cNvGraphicFramePr/>
+                <a:graphic xmlns:a="http://schemas.openxmlformats.org/drawingml/2006/main">
+                  <a:graphicData uri="http://schemas.microsoft.com/office/word/2010/wordprocessingShape">
+                    <wps:wsp>
+                      <wps:cNvSpPr txBox="1"/>
+                      <wps:spPr>
+                        <a:xfrm>
+                          <a:off x="0" y="0"/>
+                          <a:ext cx="398584" cy="249116"/>
+                        </a:xfrm>
+                        <a:prstGeom prst="rect">
+                          <a:avLst/>
+                        </a:prstGeom>
+                        <a:solidFill>
+                          <a:schemeClr val="lt1"/>
+                        </a:solidFill>
+                        <a:ln w="6350">
+                          <a:solidFill>
+                            <a:prstClr val="black"/>
+                          </a:solidFill>
+                        </a:ln>
+                      </wps:spPr>
+                      <wps:txbx>
+                        <w:txbxContent>
+                          <w:p>
+                            <w:pPr>
+                              <w:rPr>
+                                <w:sz w:val="20"/>
+                                <w:szCs w:val="20"/>
+                              </w:rPr>
+                            </w:pPr>
+                            <w:r>
+                              <w:rPr>
+                                <w:b/>
+                                <w:sz w:val="20"/>
+                                <w:szCs w:val="20"/>
+                              </w:rPr>
+                              <w:t>{point_8_bond_strength}</w:t>
+                            </w:r>
+                          </w:p>
+                          <w:p>
+                            <w:pPr>
+                              <w:rPr>
+                                <w:sz w:val="20"/>
+                                <w:szCs w:val="20"/>
+                              </w:rPr>
+                            </w:pPr>
+                          </w:p>
+                        </w:txbxContent>
+                      </wps:txbx>
+                      <wps:bodyPr rot="0" spcFirstLastPara="0" vertOverflow="overflow" horzOverflow="overflow" vert="horz" wrap="square" lIns="91440" tIns="45720" rIns="91440" bIns="45720" numCol="1" spcCol="0" rtlCol="0" fromWordArt="0" anchor="t" anchorCtr="0" forceAA="0" compatLnSpc="1">
+                        <a:prstTxWarp prst="textNoShape">
+                          <a:avLst/>
+                        </a:prstTxWarp>
+                        <a:noAutofit/>
+                      </wps:bodyPr>
+                    </wps:wsp>
+                  </a:graphicData>
+                </a:graphic>
+                <wp14:sizeRelH relativeFrom="margin">
+                  <wp14:pctWidth>0</wp14:pctWidth>
+                </wp14:sizeRelH>
+                <wp14:sizeRelV relativeFrom="margin">
+                  <wp14:pctHeight>0</wp14:pctHeight>
+                </wp14:sizeRelV>
+              </wp:anchor>
+            </w:drawing>
+          </mc:Choice>
+          <mc:Fallback>
+            <w:pict>
+              <v:shape w14:anchorId="0A5E2080" id="Text Box 18" o:spid="_x0000_s1046" type="#_x0000_t202" style="position:absolute;margin-left:433pt;margin-top:.25pt;width:31.4pt;height:19.6pt;z-index:251722240;visibility:visible;mso-wrap-style:square;mso-width-percent:0;mso-height-percent:0;mso-wrap-distance-left:9pt;mso-wrap-distance-top:0;mso-wrap-distance-right:9pt;mso-wrap-distance-bottom:0;mso-position-horizontal:absolute;mso-position-horizontal-relative:text;mso-position-vertical:absolute;mso-position-vertical-relative:text;mso-width-percent:0;mso-height-percent:0;mso-width-relative:margin;mso-height-relative:margin;v-text-anchor:top" o:gfxdata="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" fillcolor="white [3201]" strokeweight=".5pt">
+                <v:textbox>
+                  <w:txbxContent>
+                    <w:p>
+                      <w:pPr>
+                        <w:rPr>
+                          <w:sz w:val="20"/>
+                          <w:szCs w:val="20"/>
+                        </w:rPr>
+                      </w:pPr>
+                      <w:r>
+                        <w:rPr>
+                          <w:b/>
+                          <w:sz w:val="20"/>
+                          <w:szCs w:val="20"/>
+                        </w:rPr>
+                        <w:t>{point_8_bond_strength}</w:t>
+                      </w:r>
+                    </w:p>
+                    <w:p>
+                      <w:pPr>
+                        <w:rPr>
+                          <w:sz w:val="20"/>
+                          <w:szCs w:val="20"/>
+                        </w:rPr>
+                      </w:pPr>
+                    </w:p>
+                  </w:txbxContent>
+                </v:textbox>
+              </v:shape>
+            </w:pict>
+          </mc:Fallback>
+        </mc:AlternateContent>
+      </w:r>
     </w:p>
     <w:p>
       <w:pPr>
@@ -2495,7 +4204,7 @@
         <mc:AlternateContent>
           <mc:Choice Requires="wps">
             <w:drawing>
-              <wp:anchor distT="0" distB="0" distL="0" distR="0" simplePos="0" relativeHeight="251656192" behindDoc="1" locked="0" layoutInCell="1" allowOverlap="1" wp14:anchorId="25481F0A" wp14:editId="5ADB973A">
+              <wp:anchor distT="0" distB="0" distL="0" distR="0" simplePos="0" relativeHeight="251655168" behindDoc="1" locked="0" layoutInCell="1" allowOverlap="1" wp14:anchorId="25481F0A" wp14:editId="5ADB973A">
                 <wp:simplePos x="0" y="0"/>
                 <wp:positionH relativeFrom="page">
                   <wp:posOffset>438785</wp:posOffset>
@@ -2726,7 +4435,7 @@
           </mc:Choice>
           <mc:Fallback>
             <w:pict>
-              <v:shape w14:anchorId="25481F0A" id="Textbox 2" o:spid="_x0000_s1030" type="#_x0000_t202" style="position:absolute;margin-left:34.55pt;margin-top:22.1pt;width:535.95pt;height:21.05pt;z-index:-251660288;visibility:visible;mso-wrap-style:square;mso-width-percent:0;mso-height-percent:0;mso-wrap-distance-left:0;mso-wrap-distance-top:0;mso-wrap-distance-right:0;mso-wrap-distance-bottom:0;mso-position-horizontal:absolute;mso-position-horizontal-relative:page;mso-position-vertical:absolute;mso-position-vertical-relative:text;mso-width-percent:0;mso-height-percent:0;mso-width-relative:margin;mso-height-relative:margin;v-text-anchor:top" o:gfxdata="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" filled="f" strokecolor="#7e7e7e" strokeweight=".48pt">
+              <v:shape w14:anchorId="25481F0A" id="Textbox 2" o:spid="_x0000_s1047" type="#_x0000_t202" style="position:absolute;margin-left:34.55pt;margin-top:22.1pt;width:535.95pt;height:21.05pt;z-index:-251661312;visibility:visible;mso-wrap-style:square;mso-width-percent:0;mso-height-percent:0;mso-wrap-distance-left:0;mso-wrap-distance-top:0;mso-wrap-distance-right:0;mso-wrap-distance-bottom:0;mso-position-horizontal:absolute;mso-position-horizontal-relative:page;mso-position-vertical:absolute;mso-position-vertical-relative:text;mso-width-percent:0;mso-height-percent:0;mso-width-relative:margin;mso-height-relative:margin;v-text-anchor:top" o:gfxdata="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" filled="f" strokecolor="#7e7e7e" strokeweight=".48pt">
                 <v:path arrowok="t"/>
                 <v:textbox inset="0,0,0,0">
                   <w:txbxContent>
@@ -10079,6 +11788,13 @@
       <w:r>
         <w:t>usage.</w:t>
       </w:r>
+    </w:p>
+    <w:p>
+      <w:pPr>
+        <w:pStyle w:val="BodyText"/>
+        <w:spacing w:line="290" w:lineRule="auto"/>
+        <w:ind w:left="141" w:right="361"/>
+      </w:pPr>
     </w:p>
     <w:sectPr>
       <w:pgSz w:w="11910" w:h="16840"/>
